--- a/client/public/Templates/Barangay building permit.docx
+++ b/client/public/Templates/Barangay building permit.docx
@@ -1,6 +1,6 @@
 
 <file path=word/document.xml><?xml version="1.0" encoding="utf-8"?>
-<w:document xmlns:ve="http://schemas.openxmlformats.org/markup-compatibility/2006" xmlns:o="urn:schemas-microsoft-com:office:office" xmlns:r="http://schemas.openxmlformats.org/officeDocument/2006/relationships" xmlns:m="http://schemas.openxmlformats.org/officeDocument/2006/math" xmlns:v="urn:schemas-microsoft-com:vml" xmlns:wp="http://schemas.openxmlformats.org/drawingml/2006/wordprocessingDrawing" xmlns:w10="urn:schemas-microsoft-com:office:word" xmlns:w="http://schemas.openxmlformats.org/wordprocessingml/2006/main" xmlns:wne="http://schemas.microsoft.com/office/word/2006/wordml">
+<w:document xmlns:wpc="http://schemas.microsoft.com/office/word/2010/wordprocessingCanvas" xmlns:cx="http://schemas.microsoft.com/office/drawing/2014/chartex" xmlns:cx1="http://schemas.microsoft.com/office/drawing/2015/9/8/chartex" xmlns:cx2="http://schemas.microsoft.com/office/drawing/2015/10/21/chartex" xmlns:cx3="http://schemas.microsoft.com/office/drawing/2016/5/9/chartex" xmlns:cx4="http://schemas.microsoft.com/office/drawing/2016/5/10/chartex" xmlns:cx5="http://schemas.microsoft.com/office/drawing/2016/5/11/chartex" xmlns:cx6="http://schemas.microsoft.com/office/drawing/2016/5/12/chartex" xmlns:cx7="http://schemas.microsoft.com/office/drawing/2016/5/13/chartex" xmlns:cx8="http://schemas.microsoft.com/office/drawing/2016/5/14/chartex" xmlns:mc="http://schemas.openxmlformats.org/markup-compatibility/2006" xmlns:aink="http://schemas.microsoft.com/office/drawing/2016/ink" xmlns:am3d="http://schemas.microsoft.com/office/drawing/2017/model3d" xmlns:o="urn:schemas-microsoft-com:office:office" xmlns:oel="http://schemas.microsoft.com/office/2019/extlst" xmlns:r="http://schemas.openxmlformats.org/officeDocument/2006/relationships" xmlns:m="http://schemas.openxmlformats.org/officeDocument/2006/math" xmlns:v="urn:schemas-microsoft-com:vml" xmlns:wp14="http://schemas.microsoft.com/office/word/2010/wordprocessingDrawing" xmlns:wp="http://schemas.openxmlformats.org/drawingml/2006/wordprocessingDrawing" xmlns:w10="urn:schemas-microsoft-com:office:word" xmlns:w="http://schemas.openxmlformats.org/wordprocessingml/2006/main" xmlns:w14="http://schemas.microsoft.com/office/word/2010/wordml" xmlns:w15="http://schemas.microsoft.com/office/word/2012/wordml" xmlns:w16cex="http://schemas.microsoft.com/office/word/2018/wordml/cex" xmlns:w16cid="http://schemas.microsoft.com/office/word/2016/wordml/cid" xmlns:w16="http://schemas.microsoft.com/office/word/2018/wordml" xmlns:w16du="http://schemas.microsoft.com/office/word/2023/wordml/word16du" xmlns:w16sdtdh="http://schemas.microsoft.com/office/word/2020/wordml/sdtdatahash" xmlns:w16sdtfl="http://schemas.microsoft.com/office/word/2024/wordml/sdtformatlock" xmlns:w16se="http://schemas.microsoft.com/office/word/2015/wordml/symex" xmlns:wpg="http://schemas.microsoft.com/office/word/2010/wordprocessingGroup" xmlns:wpi="http://schemas.microsoft.com/office/word/2010/wordprocessingInk" xmlns:wne="http://schemas.microsoft.com/office/word/2006/wordml" xmlns:wps="http://schemas.microsoft.com/office/word/2010/wordprocessingShape" mc:Ignorable="w14 w15 w16se w16cid w16 w16cex w16sdtdh w16sdtfl w16du wp14">
   <w:body>
     <w:p>
       <w:pPr>
@@ -46,6 +46,7 @@
         </w:rPr>
         <w:t>Construction of:</w:t>
       </w:r>
+      <w:proofErr w:type="gramStart"/>
       <w:r>
         <w:rPr>
           <w:rFonts w:ascii="Times New Roman" w:hAnsi="Times New Roman" w:cs="Times New Roman"/>
@@ -54,8 +55,55 @@
           <w:szCs w:val="20"/>
         </w:rPr>
         <w:tab/>
-        <w:t>_____________________________________________</w:t>
-      </w:r>
+      </w:r>
+      <w:r>
+        <w:rPr>
+          <w:rFonts w:ascii="Times New Roman" w:hAnsi="Times New Roman" w:cs="Times New Roman"/>
+          <w:bCs/>
+          <w:sz w:val="24"/>
+          <w:szCs w:val="20"/>
+        </w:rPr>
+        <w:t>{</w:t>
+      </w:r>
+      <w:r>
+        <w:rPr>
+          <w:rFonts w:ascii="Times New Roman" w:hAnsi="Times New Roman" w:cs="Times New Roman"/>
+          <w:b/>
+          <w:sz w:val="24"/>
+          <w:szCs w:val="20"/>
+        </w:rPr>
+        <w:t xml:space="preserve"> </w:t>
+      </w:r>
+      <w:r>
+        <w:rPr>
+          <w:rFonts w:ascii="Times New Roman" w:hAnsi="Times New Roman" w:cs="Times New Roman"/>
+          <w:bCs/>
+          <w:sz w:val="24"/>
+          <w:szCs w:val="20"/>
+        </w:rPr>
+        <w:t>Construction</w:t>
+      </w:r>
+      <w:proofErr w:type="gramEnd"/>
+      <w:r>
+        <w:rPr>
+          <w:rFonts w:ascii="Times New Roman" w:hAnsi="Times New Roman" w:cs="Times New Roman"/>
+          <w:bCs/>
+          <w:sz w:val="24"/>
+          <w:szCs w:val="20"/>
+        </w:rPr>
+        <w:t xml:space="preserve"> </w:t>
+      </w:r>
+      <w:proofErr w:type="gramStart"/>
+      <w:r>
+        <w:rPr>
+          <w:rFonts w:ascii="Times New Roman" w:hAnsi="Times New Roman" w:cs="Times New Roman"/>
+          <w:bCs/>
+          <w:sz w:val="24"/>
+          <w:szCs w:val="20"/>
+        </w:rPr>
+        <w:t>of }</w:t>
+      </w:r>
+      <w:proofErr w:type="gramEnd"/>
       <w:r>
         <w:rPr>
           <w:rFonts w:ascii="Times New Roman" w:hAnsi="Times New Roman" w:cs="Times New Roman"/>
@@ -77,14 +125,35 @@
           <w:b/>
         </w:rPr>
         <w:br/>
-        <w:t>WITH TOTAL FLOOR AREA OF:______________________</w:t>
-      </w:r>
-      <w:r>
-        <w:rPr>
-          <w:rFonts w:ascii="Times New Roman" w:hAnsi="Times New Roman" w:cs="Times New Roman"/>
-          <w:b/>
-        </w:rPr>
-        <w:t>_______________________________</w:t>
+        <w:t>WITH TOTAL FLOOR AREA OF:</w:t>
+      </w:r>
+      <w:r>
+        <w:rPr>
+          <w:rFonts w:ascii="Times New Roman" w:hAnsi="Times New Roman" w:cs="Times New Roman"/>
+          <w:b/>
+        </w:rPr>
+        <w:t xml:space="preserve"> </w:t>
+      </w:r>
+      <w:r>
+        <w:rPr>
+          <w:rFonts w:ascii="Times New Roman" w:hAnsi="Times New Roman" w:cs="Times New Roman"/>
+          <w:bCs/>
+        </w:rPr>
+        <w:t>{</w:t>
+      </w:r>
+      <w:r>
+        <w:rPr>
+          <w:rFonts w:ascii="Times New Roman" w:hAnsi="Times New Roman" w:cs="Times New Roman"/>
+          <w:bCs/>
+        </w:rPr>
+        <w:t>With Total Floors Area of</w:t>
+      </w:r>
+      <w:r>
+        <w:rPr>
+          <w:rFonts w:ascii="Times New Roman" w:hAnsi="Times New Roman" w:cs="Times New Roman"/>
+          <w:bCs/>
+        </w:rPr>
+        <w:t>}</w:t>
       </w:r>
     </w:p>
     <w:p>
@@ -114,14 +183,42 @@
           <w:b/>
         </w:rPr>
         <w:tab/>
-        <w:t>:_________________________________________________________</w:t>
+        <w:t>:</w:t>
+      </w:r>
+      <w:r>
+        <w:rPr>
+          <w:rFonts w:ascii="Times New Roman" w:hAnsi="Times New Roman" w:cs="Times New Roman"/>
+          <w:b/>
+        </w:rPr>
+        <w:t xml:space="preserve"> </w:t>
+      </w:r>
+      <w:r>
+        <w:rPr>
+          <w:rFonts w:ascii="Times New Roman" w:hAnsi="Times New Roman" w:cs="Times New Roman"/>
+          <w:bCs/>
+        </w:rPr>
+        <w:t>{</w:t>
+      </w:r>
+      <w:r>
+        <w:rPr>
+          <w:rFonts w:ascii="Times New Roman" w:hAnsi="Times New Roman" w:cs="Times New Roman"/>
+          <w:bCs/>
+        </w:rPr>
+        <w:t>Estimated Cost</w:t>
+      </w:r>
+      <w:r>
+        <w:rPr>
+          <w:rFonts w:ascii="Times New Roman" w:hAnsi="Times New Roman" w:cs="Times New Roman"/>
+          <w:bCs/>
+        </w:rPr>
+        <w:t>}</w:t>
       </w:r>
     </w:p>
     <w:p>
       <w:pPr>
         <w:rPr>
           <w:rFonts w:ascii="Times New Roman" w:hAnsi="Times New Roman" w:cs="Times New Roman"/>
-          <w:b/>
+          <w:bCs/>
         </w:rPr>
       </w:pPr>
       <w:r>
@@ -150,14 +247,35 @@
           <w:rFonts w:ascii="Times New Roman" w:hAnsi="Times New Roman" w:cs="Times New Roman"/>
           <w:b/>
         </w:rPr>
-        <w:t>:______________________</w:t>
-      </w:r>
-      <w:r>
-        <w:rPr>
-          <w:rFonts w:ascii="Times New Roman" w:hAnsi="Times New Roman" w:cs="Times New Roman"/>
-          <w:b/>
-        </w:rPr>
-        <w:t>___________________________________</w:t>
+        <w:t>:</w:t>
+      </w:r>
+      <w:r>
+        <w:rPr>
+          <w:rFonts w:ascii="Times New Roman" w:hAnsi="Times New Roman" w:cs="Times New Roman"/>
+          <w:b/>
+        </w:rPr>
+        <w:t xml:space="preserve"> </w:t>
+      </w:r>
+      <w:r>
+        <w:rPr>
+          <w:rFonts w:ascii="Times New Roman" w:hAnsi="Times New Roman" w:cs="Times New Roman"/>
+          <w:bCs/>
+        </w:rPr>
+        <w:t>{</w:t>
+      </w:r>
+      <w:r>
+        <w:rPr>
+          <w:rFonts w:ascii="Times New Roman" w:hAnsi="Times New Roman" w:cs="Times New Roman"/>
+          <w:bCs/>
+        </w:rPr>
+        <w:t>Located at</w:t>
+      </w:r>
+      <w:r>
+        <w:rPr>
+          <w:rFonts w:ascii="Times New Roman" w:hAnsi="Times New Roman" w:cs="Times New Roman"/>
+          <w:bCs/>
+        </w:rPr>
+        <w:t>}</w:t>
       </w:r>
     </w:p>
     <w:p>
@@ -187,7 +305,35 @@
           <w:b/>
         </w:rPr>
         <w:tab/>
-        <w:t>:_________________________________________________________</w:t>
+        <w:t>:</w:t>
+      </w:r>
+      <w:r>
+        <w:rPr>
+          <w:rFonts w:ascii="Times New Roman" w:hAnsi="Times New Roman" w:cs="Times New Roman"/>
+          <w:b/>
+        </w:rPr>
+        <w:t xml:space="preserve"> </w:t>
+      </w:r>
+      <w:r>
+        <w:rPr>
+          <w:rFonts w:ascii="Times New Roman" w:hAnsi="Times New Roman" w:cs="Times New Roman"/>
+          <w:bCs/>
+        </w:rPr>
+        <w:t>{</w:t>
+      </w:r>
+      <w:r>
+        <w:rPr>
+          <w:rFonts w:ascii="Times New Roman" w:hAnsi="Times New Roman" w:cs="Times New Roman"/>
+          <w:bCs/>
+        </w:rPr>
+        <w:t>Owners Name</w:t>
+      </w:r>
+      <w:r>
+        <w:rPr>
+          <w:rFonts w:ascii="Times New Roman" w:hAnsi="Times New Roman" w:cs="Times New Roman"/>
+          <w:bCs/>
+        </w:rPr>
+        <w:t>}</w:t>
       </w:r>
     </w:p>
     <w:p>
@@ -224,7 +370,35 @@
           <w:b/>
         </w:rPr>
         <w:tab/>
-        <w:t>:_________________________________________________________</w:t>
+        <w:t>:</w:t>
+      </w:r>
+      <w:r>
+        <w:rPr>
+          <w:rFonts w:ascii="Times New Roman" w:hAnsi="Times New Roman" w:cs="Times New Roman"/>
+          <w:b/>
+        </w:rPr>
+        <w:t xml:space="preserve"> </w:t>
+      </w:r>
+      <w:r>
+        <w:rPr>
+          <w:rFonts w:ascii="Times New Roman" w:hAnsi="Times New Roman" w:cs="Times New Roman"/>
+          <w:bCs/>
+        </w:rPr>
+        <w:t>{</w:t>
+      </w:r>
+      <w:r>
+        <w:rPr>
+          <w:rFonts w:ascii="Times New Roman" w:hAnsi="Times New Roman" w:cs="Times New Roman"/>
+          <w:bCs/>
+        </w:rPr>
+        <w:t>Address</w:t>
+      </w:r>
+      <w:r>
+        <w:rPr>
+          <w:rFonts w:ascii="Times New Roman" w:hAnsi="Times New Roman" w:cs="Times New Roman"/>
+          <w:bCs/>
+        </w:rPr>
+        <w:t>}</w:t>
       </w:r>
     </w:p>
     <w:p>
@@ -247,7 +421,28 @@
           <w:b/>
         </w:rPr>
         <w:tab/>
-        <w:t>:_________________________________________________________</w:t>
+        <w:t>:</w:t>
+      </w:r>
+      <w:r>
+        <w:rPr>
+          <w:rFonts w:ascii="Times New Roman" w:hAnsi="Times New Roman" w:cs="Times New Roman"/>
+          <w:b/>
+        </w:rPr>
+        <w:t xml:space="preserve"> </w:t>
+      </w:r>
+      <w:r>
+        <w:rPr>
+          <w:rFonts w:ascii="Times New Roman" w:hAnsi="Times New Roman" w:cs="Times New Roman"/>
+          <w:bCs/>
+        </w:rPr>
+        <w:t>{</w:t>
+      </w:r>
+      <w:r>
+        <w:rPr>
+          <w:rFonts w:ascii="Times New Roman" w:hAnsi="Times New Roman" w:cs="Times New Roman"/>
+          <w:bCs/>
+        </w:rPr>
+        <w:t>Name of Contractor}</w:t>
       </w:r>
     </w:p>
     <w:p>
@@ -284,7 +479,35 @@
           <w:b/>
         </w:rPr>
         <w:tab/>
-        <w:t>:_________________________________________________________</w:t>
+        <w:t>:</w:t>
+      </w:r>
+      <w:r>
+        <w:rPr>
+          <w:rFonts w:ascii="Times New Roman" w:hAnsi="Times New Roman" w:cs="Times New Roman"/>
+          <w:b/>
+        </w:rPr>
+        <w:t xml:space="preserve"> </w:t>
+      </w:r>
+      <w:r>
+        <w:rPr>
+          <w:rFonts w:ascii="Times New Roman" w:hAnsi="Times New Roman" w:cs="Times New Roman"/>
+          <w:bCs/>
+        </w:rPr>
+        <w:t>{</w:t>
+      </w:r>
+      <w:r>
+        <w:rPr>
+          <w:rFonts w:ascii="Times New Roman" w:hAnsi="Times New Roman" w:cs="Times New Roman"/>
+          <w:bCs/>
+        </w:rPr>
+        <w:t>Address of Contractor</w:t>
+      </w:r>
+      <w:r>
+        <w:rPr>
+          <w:rFonts w:ascii="Times New Roman" w:hAnsi="Times New Roman" w:cs="Times New Roman"/>
+          <w:bCs/>
+        </w:rPr>
+        <w:t>}</w:t>
       </w:r>
     </w:p>
     <w:p>
@@ -308,7 +531,7 @@
           <w:b/>
           <w:noProof/>
         </w:rPr>
-        <w:pict>
+        <w:pict w14:anchorId="09F1AA84">
           <v:shapetype id="_x0000_t32" coordsize="21600,21600" o:spt="32" o:oned="t" path="m,l21600,21600e" filled="f">
             <v:path arrowok="t" fillok="f" o:connecttype="none"/>
             <o:lock v:ext="edit" shapetype="t"/>
@@ -403,7 +626,7 @@
           <w:b/>
           <w:noProof/>
         </w:rPr>
-        <w:pict>
+        <w:pict w14:anchorId="1727321E">
           <v:shapetype id="_x0000_t202" coordsize="21600,21600" o:spt="202" path="m,l,21600r21600,l21600,xe">
             <v:stroke joinstyle="miter"/>
             <v:path gradientshapeok="t" o:connecttype="rect"/>
@@ -419,9 +642,9 @@
                       <w:noProof/>
                     </w:rPr>
                     <w:drawing>
-                      <wp:inline distT="0" distB="0" distL="0" distR="0">
-                        <wp:extent cx="1464945" cy="1729740"/>
-                        <wp:effectExtent l="19050" t="0" r="1905" b="0"/>
+                      <wp:inline distT="0" distB="0" distL="0" distR="0" wp14:anchorId="5943AD0C" wp14:editId="47882D69">
+                        <wp:extent cx="674370" cy="796265"/>
+                        <wp:effectExtent l="0" t="0" r="0" b="0"/>
                         <wp:docPr id="3" name="Picture 7" descr="C:\Users\FixFone\Downloads\476168105_2122342101533641_3731449463417286153_n.png"/>
                         <wp:cNvGraphicFramePr>
                           <a:graphicFrameLocks xmlns:a="http://schemas.openxmlformats.org/drawingml/2006/main" noChangeAspect="1"/>
@@ -445,7 +668,7 @@
                               <pic:spPr bwMode="auto">
                                 <a:xfrm>
                                   <a:off x="0" y="0"/>
-                                  <a:ext cx="1464945" cy="1729740"/>
+                                  <a:ext cx="681083" cy="804191"/>
                                 </a:xfrm>
                                 <a:prstGeom prst="rect">
                                   <a:avLst/>
@@ -522,13 +745,22 @@
         </w:rPr>
         <w:tab/>
       </w:r>
-      <w:r>
-        <w:rPr>
-          <w:rFonts w:ascii="Times New Roman" w:hAnsi="Times New Roman" w:cs="Times New Roman"/>
-          <w:b/>
-        </w:rPr>
-        <w:tab/>
-        <w:t>:______________________</w:t>
+      <w:proofErr w:type="gramStart"/>
+      <w:r>
+        <w:rPr>
+          <w:rFonts w:ascii="Times New Roman" w:hAnsi="Times New Roman" w:cs="Times New Roman"/>
+          <w:b/>
+        </w:rPr>
+        <w:tab/>
+        <w:t>:_</w:t>
+      </w:r>
+      <w:proofErr w:type="gramEnd"/>
+      <w:r>
+        <w:rPr>
+          <w:rFonts w:ascii="Times New Roman" w:hAnsi="Times New Roman" w:cs="Times New Roman"/>
+          <w:b/>
+        </w:rPr>
+        <w:t>_____________________</w:t>
       </w:r>
       <w:r>
         <w:rPr>
@@ -552,13 +784,22 @@
         </w:rPr>
         <w:tab/>
       </w:r>
-      <w:r>
-        <w:rPr>
-          <w:rFonts w:ascii="Times New Roman" w:hAnsi="Times New Roman" w:cs="Times New Roman"/>
-          <w:b/>
-        </w:rPr>
-        <w:tab/>
-        <w:t>:______________________</w:t>
+      <w:proofErr w:type="gramStart"/>
+      <w:r>
+        <w:rPr>
+          <w:rFonts w:ascii="Times New Roman" w:hAnsi="Times New Roman" w:cs="Times New Roman"/>
+          <w:b/>
+        </w:rPr>
+        <w:tab/>
+        <w:t>:_</w:t>
+      </w:r>
+      <w:proofErr w:type="gramEnd"/>
+      <w:r>
+        <w:rPr>
+          <w:rFonts w:ascii="Times New Roman" w:hAnsi="Times New Roman" w:cs="Times New Roman"/>
+          <w:b/>
+        </w:rPr>
+        <w:t>_____________________</w:t>
       </w:r>
       <w:r>
         <w:rPr>
@@ -575,6 +816,7 @@
         <w:br/>
         <w:t>Amount Collected</w:t>
       </w:r>
+      <w:proofErr w:type="gramStart"/>
       <w:r>
         <w:rPr>
           <w:rFonts w:ascii="Times New Roman" w:hAnsi="Times New Roman" w:cs="Times New Roman"/>
@@ -588,7 +830,15 @@
           <w:rFonts w:ascii="Times New Roman" w:hAnsi="Times New Roman" w:cs="Times New Roman"/>
           <w:sz w:val="20"/>
         </w:rPr>
-        <w:t>₱_</w:t>
+        <w:t>₱</w:t>
+      </w:r>
+      <w:proofErr w:type="gramEnd"/>
+      <w:r>
+        <w:rPr>
+          <w:rFonts w:ascii="Times New Roman" w:hAnsi="Times New Roman" w:cs="Times New Roman"/>
+          <w:sz w:val="20"/>
+        </w:rPr>
+        <w:t>_</w:t>
       </w:r>
       <w:r>
         <w:rPr>
@@ -608,36 +858,6 @@
           <w:u w:val="single"/>
         </w:rPr>
       </w:pPr>
-    </w:p>
-    <w:p>
-      <w:pPr>
-        <w:rPr>
-          <w:rFonts w:ascii="Times New Roman" w:hAnsi="Times New Roman" w:cs="Times New Roman"/>
-          <w:b/>
-          <w:sz w:val="20"/>
-          <w:u w:val="single"/>
-        </w:rPr>
-      </w:pPr>
-    </w:p>
-    <w:p>
-      <w:pPr>
-        <w:rPr>
-          <w:rFonts w:ascii="Times New Roman" w:hAnsi="Times New Roman" w:cs="Times New Roman"/>
-          <w:b/>
-          <w:sz w:val="20"/>
-          <w:u w:val="single"/>
-        </w:rPr>
-      </w:pPr>
-    </w:p>
-    <w:p>
-      <w:pPr>
-        <w:rPr>
-          <w:rFonts w:ascii="Times New Roman" w:hAnsi="Times New Roman" w:cs="Times New Roman"/>
-          <w:b/>
-          <w:sz w:val="20"/>
-          <w:u w:val="single"/>
-        </w:rPr>
-      </w:pPr>
       <w:r>
         <w:rPr>
           <w:rFonts w:ascii="Times New Roman" w:hAnsi="Times New Roman" w:cs="Times New Roman"/>
@@ -645,7 +865,7 @@
           <w:noProof/>
           <w:sz w:val="20"/>
         </w:rPr>
-        <w:pict>
+        <w:pict w14:anchorId="55BA6A29">
           <v:shape id="_x0000_s2051" type="#_x0000_t202" style="position:absolute;margin-left:336.95pt;margin-top:21.35pt;width:210.8pt;height:1in;z-index:251659264" filled="f" stroked="f">
             <v:textbox>
               <w:txbxContent>
@@ -689,7 +909,24 @@
                       <w:sz w:val="24"/>
                     </w:rPr>
                     <w:br/>
-                    <w:t>Baragay Chairman</w:t>
+                  </w:r>
+                  <w:proofErr w:type="spellStart"/>
+                  <w:r>
+                    <w:rPr>
+                      <w:rFonts w:ascii="Times New Roman" w:hAnsi="Times New Roman" w:cs="Times New Roman"/>
+                      <w:b/>
+                      <w:sz w:val="24"/>
+                    </w:rPr>
+                    <w:t>Baragay</w:t>
+                  </w:r>
+                  <w:proofErr w:type="spellEnd"/>
+                  <w:r>
+                    <w:rPr>
+                      <w:rFonts w:ascii="Times New Roman" w:hAnsi="Times New Roman" w:cs="Times New Roman"/>
+                      <w:b/>
+                      <w:sz w:val="24"/>
+                    </w:rPr>
+                    <w:t xml:space="preserve"> Chairman</w:t>
                   </w:r>
                 </w:p>
               </w:txbxContent>
@@ -703,6 +940,184 @@
         <w:rPr>
           <w:rFonts w:ascii="Times New Roman" w:hAnsi="Times New Roman" w:cs="Times New Roman"/>
           <w:b/>
+          <w:sz w:val="20"/>
+        </w:rPr>
+      </w:pPr>
+      <w:r>
+        <w:rPr>
+          <w:rFonts w:ascii="Times New Roman" w:hAnsi="Times New Roman" w:cs="Times New Roman"/>
+          <w:b/>
+          <w:sz w:val="20"/>
+        </w:rPr>
+        <w:t>Prepared by:</w:t>
+      </w:r>
+      <w:r>
+        <w:rPr>
+          <w:rFonts w:ascii="Times New Roman" w:hAnsi="Times New Roman" w:cs="Times New Roman"/>
+          <w:b/>
+          <w:sz w:val="20"/>
+        </w:rPr>
+        <w:tab/>
+      </w:r>
+      <w:r>
+        <w:rPr>
+          <w:rFonts w:ascii="Times New Roman" w:hAnsi="Times New Roman" w:cs="Times New Roman"/>
+          <w:b/>
+          <w:sz w:val="20"/>
+        </w:rPr>
+        <w:tab/>
+      </w:r>
+      <w:r>
+        <w:rPr>
+          <w:rFonts w:ascii="Times New Roman" w:hAnsi="Times New Roman" w:cs="Times New Roman"/>
+          <w:b/>
+          <w:sz w:val="20"/>
+        </w:rPr>
+        <w:tab/>
+      </w:r>
+      <w:r>
+        <w:rPr>
+          <w:rFonts w:ascii="Times New Roman" w:hAnsi="Times New Roman" w:cs="Times New Roman"/>
+          <w:b/>
+          <w:sz w:val="20"/>
+        </w:rPr>
+        <w:tab/>
+      </w:r>
+      <w:r>
+        <w:rPr>
+          <w:rFonts w:ascii="Times New Roman" w:hAnsi="Times New Roman" w:cs="Times New Roman"/>
+          <w:b/>
+          <w:sz w:val="20"/>
+        </w:rPr>
+        <w:tab/>
+      </w:r>
+      <w:r>
+        <w:rPr>
+          <w:rFonts w:ascii="Times New Roman" w:hAnsi="Times New Roman" w:cs="Times New Roman"/>
+          <w:b/>
+          <w:sz w:val="20"/>
+        </w:rPr>
+        <w:tab/>
+      </w:r>
+      <w:r>
+        <w:rPr>
+          <w:rFonts w:ascii="Times New Roman" w:hAnsi="Times New Roman" w:cs="Times New Roman"/>
+          <w:b/>
+          <w:sz w:val="20"/>
+        </w:rPr>
+        <w:tab/>
+      </w:r>
+      <w:r>
+        <w:rPr>
+          <w:rFonts w:ascii="Times New Roman" w:hAnsi="Times New Roman" w:cs="Times New Roman"/>
+          <w:b/>
+          <w:sz w:val="20"/>
+        </w:rPr>
+        <w:tab/>
+      </w:r>
+      <w:r>
+        <w:rPr>
+          <w:rFonts w:ascii="Times New Roman" w:hAnsi="Times New Roman" w:cs="Times New Roman"/>
+          <w:b/>
+          <w:sz w:val="20"/>
+        </w:rPr>
+        <w:tab/>
+      </w:r>
+      <w:r>
+        <w:rPr>
+          <w:rFonts w:ascii="Times New Roman" w:hAnsi="Times New Roman" w:cs="Times New Roman"/>
+          <w:b/>
+          <w:sz w:val="20"/>
+        </w:rPr>
+        <w:br/>
+      </w:r>
+      <w:r>
+        <w:rPr>
+          <w:rFonts w:ascii="Times New Roman" w:hAnsi="Times New Roman" w:cs="Times New Roman"/>
+          <w:b/>
+          <w:sz w:val="20"/>
+        </w:rPr>
+        <w:br/>
+      </w:r>
+      <w:r>
+        <w:rPr>
+          <w:rFonts w:ascii="Times New Roman" w:hAnsi="Times New Roman" w:cs="Times New Roman"/>
+          <w:b/>
+          <w:sz w:val="24"/>
+        </w:rPr>
+        <w:t>KHRISTINE R. ABONAL</w:t>
+      </w:r>
+      <w:r>
+        <w:rPr>
+          <w:rFonts w:ascii="Times New Roman" w:hAnsi="Times New Roman" w:cs="Times New Roman"/>
+          <w:b/>
+          <w:sz w:val="18"/>
+        </w:rPr>
+        <w:tab/>
+      </w:r>
+      <w:r>
+        <w:rPr>
+          <w:rFonts w:ascii="Times New Roman" w:hAnsi="Times New Roman" w:cs="Times New Roman"/>
+          <w:b/>
+        </w:rPr>
+        <w:tab/>
+      </w:r>
+      <w:r>
+        <w:rPr>
+          <w:rFonts w:ascii="Times New Roman" w:hAnsi="Times New Roman" w:cs="Times New Roman"/>
+          <w:b/>
+        </w:rPr>
+        <w:tab/>
+      </w:r>
+      <w:r>
+        <w:rPr>
+          <w:rFonts w:ascii="Times New Roman" w:hAnsi="Times New Roman" w:cs="Times New Roman"/>
+          <w:b/>
+        </w:rPr>
+        <w:tab/>
+      </w:r>
+      <w:r>
+        <w:rPr>
+          <w:rFonts w:ascii="Times New Roman" w:hAnsi="Times New Roman" w:cs="Times New Roman"/>
+          <w:b/>
+        </w:rPr>
+        <w:tab/>
+      </w:r>
+      <w:r>
+        <w:rPr>
+          <w:rFonts w:ascii="Times New Roman" w:hAnsi="Times New Roman" w:cs="Times New Roman"/>
+          <w:b/>
+        </w:rPr>
+        <w:tab/>
+      </w:r>
+      <w:r>
+        <w:rPr>
+          <w:rFonts w:ascii="Times New Roman" w:hAnsi="Times New Roman" w:cs="Times New Roman"/>
+          <w:b/>
+        </w:rPr>
+        <w:tab/>
+      </w:r>
+      <w:r>
+        <w:rPr>
+          <w:rFonts w:ascii="Times New Roman" w:hAnsi="Times New Roman" w:cs="Times New Roman"/>
+          <w:b/>
+        </w:rPr>
+        <w:br/>
+      </w:r>
+      <w:r>
+        <w:rPr>
+          <w:rFonts w:ascii="Times New Roman" w:hAnsi="Times New Roman" w:cs="Times New Roman"/>
+          <w:b/>
+          <w:sz w:val="20"/>
+        </w:rPr>
+        <w:t>Barangay Treasurer</w:t>
+      </w:r>
+    </w:p>
+    <w:p>
+      <w:pPr>
+        <w:rPr>
+          <w:rFonts w:ascii="Times New Roman" w:hAnsi="Times New Roman" w:cs="Times New Roman"/>
+          <w:b/>
           <w:sz w:val="16"/>
         </w:rPr>
       </w:pPr>
@@ -712,168 +1127,25 @@
           <w:b/>
           <w:sz w:val="20"/>
         </w:rPr>
-        <w:t>Prepared by:</w:t>
-      </w:r>
+        <w:t>{</w:t>
+      </w:r>
+      <w:proofErr w:type="spellStart"/>
       <w:r>
         <w:rPr>
           <w:rFonts w:ascii="Times New Roman" w:hAnsi="Times New Roman" w:cs="Times New Roman"/>
           <w:b/>
           <w:sz w:val="20"/>
         </w:rPr>
-        <w:tab/>
-      </w:r>
+        <w:t>qr</w:t>
+      </w:r>
+      <w:proofErr w:type="spellEnd"/>
       <w:r>
         <w:rPr>
           <w:rFonts w:ascii="Times New Roman" w:hAnsi="Times New Roman" w:cs="Times New Roman"/>
           <w:b/>
           <w:sz w:val="20"/>
         </w:rPr>
-        <w:tab/>
-      </w:r>
-      <w:r>
-        <w:rPr>
-          <w:rFonts w:ascii="Times New Roman" w:hAnsi="Times New Roman" w:cs="Times New Roman"/>
-          <w:b/>
-          <w:sz w:val="20"/>
-        </w:rPr>
-        <w:tab/>
-      </w:r>
-      <w:r>
-        <w:rPr>
-          <w:rFonts w:ascii="Times New Roman" w:hAnsi="Times New Roman" w:cs="Times New Roman"/>
-          <w:b/>
-          <w:sz w:val="20"/>
-        </w:rPr>
-        <w:tab/>
-      </w:r>
-      <w:r>
-        <w:rPr>
-          <w:rFonts w:ascii="Times New Roman" w:hAnsi="Times New Roman" w:cs="Times New Roman"/>
-          <w:b/>
-          <w:sz w:val="20"/>
-        </w:rPr>
-        <w:tab/>
-      </w:r>
-      <w:r>
-        <w:rPr>
-          <w:rFonts w:ascii="Times New Roman" w:hAnsi="Times New Roman" w:cs="Times New Roman"/>
-          <w:b/>
-          <w:sz w:val="20"/>
-        </w:rPr>
-        <w:tab/>
-      </w:r>
-      <w:r>
-        <w:rPr>
-          <w:rFonts w:ascii="Times New Roman" w:hAnsi="Times New Roman" w:cs="Times New Roman"/>
-          <w:b/>
-          <w:sz w:val="20"/>
-        </w:rPr>
-        <w:tab/>
-      </w:r>
-      <w:r>
-        <w:rPr>
-          <w:rFonts w:ascii="Times New Roman" w:hAnsi="Times New Roman" w:cs="Times New Roman"/>
-          <w:b/>
-          <w:sz w:val="20"/>
-        </w:rPr>
-        <w:tab/>
-      </w:r>
-      <w:r>
-        <w:rPr>
-          <w:rFonts w:ascii="Times New Roman" w:hAnsi="Times New Roman" w:cs="Times New Roman"/>
-          <w:b/>
-          <w:sz w:val="20"/>
-        </w:rPr>
-        <w:tab/>
-      </w:r>
-      <w:r>
-        <w:rPr>
-          <w:rFonts w:ascii="Times New Roman" w:hAnsi="Times New Roman" w:cs="Times New Roman"/>
-          <w:b/>
-          <w:sz w:val="20"/>
-        </w:rPr>
-        <w:br/>
-      </w:r>
-      <w:r>
-        <w:rPr>
-          <w:rFonts w:ascii="Times New Roman" w:hAnsi="Times New Roman" w:cs="Times New Roman"/>
-          <w:b/>
-          <w:sz w:val="20"/>
-        </w:rPr>
-        <w:br/>
-      </w:r>
-      <w:r>
-        <w:rPr>
-          <w:rFonts w:ascii="Times New Roman" w:hAnsi="Times New Roman" w:cs="Times New Roman"/>
-          <w:b/>
-          <w:sz w:val="24"/>
-        </w:rPr>
-        <w:t>KHRISTINE R. ABONAL</w:t>
-      </w:r>
-      <w:r>
-        <w:rPr>
-          <w:rFonts w:ascii="Times New Roman" w:hAnsi="Times New Roman" w:cs="Times New Roman"/>
-          <w:b/>
-          <w:sz w:val="18"/>
-        </w:rPr>
-        <w:tab/>
-      </w:r>
-      <w:r>
-        <w:rPr>
-          <w:rFonts w:ascii="Times New Roman" w:hAnsi="Times New Roman" w:cs="Times New Roman"/>
-          <w:b/>
-        </w:rPr>
-        <w:tab/>
-      </w:r>
-      <w:r>
-        <w:rPr>
-          <w:rFonts w:ascii="Times New Roman" w:hAnsi="Times New Roman" w:cs="Times New Roman"/>
-          <w:b/>
-        </w:rPr>
-        <w:tab/>
-      </w:r>
-      <w:r>
-        <w:rPr>
-          <w:rFonts w:ascii="Times New Roman" w:hAnsi="Times New Roman" w:cs="Times New Roman"/>
-          <w:b/>
-        </w:rPr>
-        <w:tab/>
-      </w:r>
-      <w:r>
-        <w:rPr>
-          <w:rFonts w:ascii="Times New Roman" w:hAnsi="Times New Roman" w:cs="Times New Roman"/>
-          <w:b/>
-        </w:rPr>
-        <w:tab/>
-      </w:r>
-      <w:r>
-        <w:rPr>
-          <w:rFonts w:ascii="Times New Roman" w:hAnsi="Times New Roman" w:cs="Times New Roman"/>
-          <w:b/>
-        </w:rPr>
-        <w:tab/>
-      </w:r>
-      <w:r>
-        <w:rPr>
-          <w:rFonts w:ascii="Times New Roman" w:hAnsi="Times New Roman" w:cs="Times New Roman"/>
-          <w:b/>
-        </w:rPr>
-        <w:tab/>
-      </w:r>
-      <w:r>
-        <w:rPr>
-          <w:rFonts w:ascii="Times New Roman" w:hAnsi="Times New Roman" w:cs="Times New Roman"/>
-          <w:b/>
-        </w:rPr>
-        <w:br/>
-      </w:r>
-      <w:r>
-        <w:rPr>
-          <w:rFonts w:ascii="Times New Roman" w:hAnsi="Times New Roman" w:cs="Times New Roman"/>
-          <w:b/>
-          <w:sz w:val="20"/>
-        </w:rPr>
-        <w:t>Barangay Treasurer</w:t>
+        <w:t>}</w:t>
       </w:r>
     </w:p>
     <w:sectPr>
@@ -888,8 +1160,8 @@
 </file>
 
 <file path=word/endnotes.xml><?xml version="1.0" encoding="utf-8"?>
-<w:endnotes xmlns:ve="http://schemas.openxmlformats.org/markup-compatibility/2006" xmlns:o="urn:schemas-microsoft-com:office:office" xmlns:r="http://schemas.openxmlformats.org/officeDocument/2006/relationships" xmlns:m="http://schemas.openxmlformats.org/officeDocument/2006/math" xmlns:v="urn:schemas-microsoft-com:vml" xmlns:wp="http://schemas.openxmlformats.org/drawingml/2006/wordprocessingDrawing" xmlns:w10="urn:schemas-microsoft-com:office:word" xmlns:w="http://schemas.openxmlformats.org/wordprocessingml/2006/main" xmlns:wne="http://schemas.microsoft.com/office/word/2006/wordml">
-  <w:endnote w:type="separator" w:id="0">
+<w:endnotes xmlns:wpc="http://schemas.microsoft.com/office/word/2010/wordprocessingCanvas" xmlns:cx="http://schemas.microsoft.com/office/drawing/2014/chartex" xmlns:cx1="http://schemas.microsoft.com/office/drawing/2015/9/8/chartex" xmlns:cx2="http://schemas.microsoft.com/office/drawing/2015/10/21/chartex" xmlns:cx3="http://schemas.microsoft.com/office/drawing/2016/5/9/chartex" xmlns:cx4="http://schemas.microsoft.com/office/drawing/2016/5/10/chartex" xmlns:cx5="http://schemas.microsoft.com/office/drawing/2016/5/11/chartex" xmlns:cx6="http://schemas.microsoft.com/office/drawing/2016/5/12/chartex" xmlns:cx7="http://schemas.microsoft.com/office/drawing/2016/5/13/chartex" xmlns:cx8="http://schemas.microsoft.com/office/drawing/2016/5/14/chartex" xmlns:mc="http://schemas.openxmlformats.org/markup-compatibility/2006" xmlns:aink="http://schemas.microsoft.com/office/drawing/2016/ink" xmlns:am3d="http://schemas.microsoft.com/office/drawing/2017/model3d" xmlns:o="urn:schemas-microsoft-com:office:office" xmlns:oel="http://schemas.microsoft.com/office/2019/extlst" xmlns:r="http://schemas.openxmlformats.org/officeDocument/2006/relationships" xmlns:m="http://schemas.openxmlformats.org/officeDocument/2006/math" xmlns:v="urn:schemas-microsoft-com:vml" xmlns:wp14="http://schemas.microsoft.com/office/word/2010/wordprocessingDrawing" xmlns:wp="http://schemas.openxmlformats.org/drawingml/2006/wordprocessingDrawing" xmlns:w10="urn:schemas-microsoft-com:office:word" xmlns:w="http://schemas.openxmlformats.org/wordprocessingml/2006/main" xmlns:w14="http://schemas.microsoft.com/office/word/2010/wordml" xmlns:w15="http://schemas.microsoft.com/office/word/2012/wordml" xmlns:w16cex="http://schemas.microsoft.com/office/word/2018/wordml/cex" xmlns:w16cid="http://schemas.microsoft.com/office/word/2016/wordml/cid" xmlns:w16="http://schemas.microsoft.com/office/word/2018/wordml" xmlns:w16du="http://schemas.microsoft.com/office/word/2023/wordml/word16du" xmlns:w16sdtdh="http://schemas.microsoft.com/office/word/2020/wordml/sdtdatahash" xmlns:w16sdtfl="http://schemas.microsoft.com/office/word/2024/wordml/sdtformatlock" xmlns:w16se="http://schemas.microsoft.com/office/word/2015/wordml/symex" xmlns:wpg="http://schemas.microsoft.com/office/word/2010/wordprocessingGroup" xmlns:wpi="http://schemas.microsoft.com/office/word/2010/wordprocessingInk" xmlns:wne="http://schemas.microsoft.com/office/word/2006/wordml" xmlns:wps="http://schemas.microsoft.com/office/word/2010/wordprocessingShape" mc:Ignorable="w14 w15 w16se w16cid w16 w16cex w16sdtdh w16sdtfl w16du wp14">
+  <w:endnote w:type="separator" w:id="-1">
     <w:p>
       <w:pPr>
         <w:spacing w:after="0" w:line="240" w:lineRule="auto"/>
@@ -899,7 +1171,7 @@
       </w:r>
     </w:p>
   </w:endnote>
-  <w:endnote w:type="continuationSeparator" w:id="1">
+  <w:endnote w:type="continuationSeparator" w:id="0">
     <w:p>
       <w:pPr>
         <w:spacing w:after="0" w:line="240" w:lineRule="auto"/>
@@ -913,8 +1185,8 @@
 </file>
 
 <file path=word/footnotes.xml><?xml version="1.0" encoding="utf-8"?>
-<w:footnotes xmlns:ve="http://schemas.openxmlformats.org/markup-compatibility/2006" xmlns:o="urn:schemas-microsoft-com:office:office" xmlns:r="http://schemas.openxmlformats.org/officeDocument/2006/relationships" xmlns:m="http://schemas.openxmlformats.org/officeDocument/2006/math" xmlns:v="urn:schemas-microsoft-com:vml" xmlns:wp="http://schemas.openxmlformats.org/drawingml/2006/wordprocessingDrawing" xmlns:w10="urn:schemas-microsoft-com:office:word" xmlns:w="http://schemas.openxmlformats.org/wordprocessingml/2006/main" xmlns:wne="http://schemas.microsoft.com/office/word/2006/wordml">
-  <w:footnote w:type="separator" w:id="0">
+<w:footnotes xmlns:wpc="http://schemas.microsoft.com/office/word/2010/wordprocessingCanvas" xmlns:cx="http://schemas.microsoft.com/office/drawing/2014/chartex" xmlns:cx1="http://schemas.microsoft.com/office/drawing/2015/9/8/chartex" xmlns:cx2="http://schemas.microsoft.com/office/drawing/2015/10/21/chartex" xmlns:cx3="http://schemas.microsoft.com/office/drawing/2016/5/9/chartex" xmlns:cx4="http://schemas.microsoft.com/office/drawing/2016/5/10/chartex" xmlns:cx5="http://schemas.microsoft.com/office/drawing/2016/5/11/chartex" xmlns:cx6="http://schemas.microsoft.com/office/drawing/2016/5/12/chartex" xmlns:cx7="http://schemas.microsoft.com/office/drawing/2016/5/13/chartex" xmlns:cx8="http://schemas.microsoft.com/office/drawing/2016/5/14/chartex" xmlns:mc="http://schemas.openxmlformats.org/markup-compatibility/2006" xmlns:aink="http://schemas.microsoft.com/office/drawing/2016/ink" xmlns:am3d="http://schemas.microsoft.com/office/drawing/2017/model3d" xmlns:o="urn:schemas-microsoft-com:office:office" xmlns:oel="http://schemas.microsoft.com/office/2019/extlst" xmlns:r="http://schemas.openxmlformats.org/officeDocument/2006/relationships" xmlns:m="http://schemas.openxmlformats.org/officeDocument/2006/math" xmlns:v="urn:schemas-microsoft-com:vml" xmlns:wp14="http://schemas.microsoft.com/office/word/2010/wordprocessingDrawing" xmlns:wp="http://schemas.openxmlformats.org/drawingml/2006/wordprocessingDrawing" xmlns:w10="urn:schemas-microsoft-com:office:word" xmlns:w="http://schemas.openxmlformats.org/wordprocessingml/2006/main" xmlns:w14="http://schemas.microsoft.com/office/word/2010/wordml" xmlns:w15="http://schemas.microsoft.com/office/word/2012/wordml" xmlns:w16cex="http://schemas.microsoft.com/office/word/2018/wordml/cex" xmlns:w16cid="http://schemas.microsoft.com/office/word/2016/wordml/cid" xmlns:w16="http://schemas.microsoft.com/office/word/2018/wordml" xmlns:w16du="http://schemas.microsoft.com/office/word/2023/wordml/word16du" xmlns:w16sdtdh="http://schemas.microsoft.com/office/word/2020/wordml/sdtdatahash" xmlns:w16sdtfl="http://schemas.microsoft.com/office/word/2024/wordml/sdtformatlock" xmlns:w16se="http://schemas.microsoft.com/office/word/2015/wordml/symex" xmlns:wpg="http://schemas.microsoft.com/office/word/2010/wordprocessingGroup" xmlns:wpi="http://schemas.microsoft.com/office/word/2010/wordprocessingInk" xmlns:wne="http://schemas.microsoft.com/office/word/2006/wordml" xmlns:wps="http://schemas.microsoft.com/office/word/2010/wordprocessingShape" mc:Ignorable="w14 w15 w16se w16cid w16 w16cex w16sdtdh w16sdtfl w16du wp14">
+  <w:footnote w:type="separator" w:id="-1">
     <w:p>
       <w:pPr>
         <w:spacing w:after="0" w:line="240" w:lineRule="auto"/>
@@ -924,7 +1196,7 @@
       </w:r>
     </w:p>
   </w:footnote>
-  <w:footnote w:type="continuationSeparator" w:id="1">
+  <w:footnote w:type="continuationSeparator" w:id="0">
     <w:p>
       <w:pPr>
         <w:spacing w:after="0" w:line="240" w:lineRule="auto"/>
@@ -938,7 +1210,7 @@
 </file>
 
 <file path=word/header1.xml><?xml version="1.0" encoding="utf-8"?>
-<w:hdr xmlns:ve="http://schemas.openxmlformats.org/markup-compatibility/2006" xmlns:o="urn:schemas-microsoft-com:office:office" xmlns:r="http://schemas.openxmlformats.org/officeDocument/2006/relationships" xmlns:m="http://schemas.openxmlformats.org/officeDocument/2006/math" xmlns:v="urn:schemas-microsoft-com:vml" xmlns:wp="http://schemas.openxmlformats.org/drawingml/2006/wordprocessingDrawing" xmlns:w10="urn:schemas-microsoft-com:office:word" xmlns:w="http://schemas.openxmlformats.org/wordprocessingml/2006/main" xmlns:wne="http://schemas.microsoft.com/office/word/2006/wordml">
+<w:hdr xmlns:wpc="http://schemas.microsoft.com/office/word/2010/wordprocessingCanvas" xmlns:cx="http://schemas.microsoft.com/office/drawing/2014/chartex" xmlns:cx1="http://schemas.microsoft.com/office/drawing/2015/9/8/chartex" xmlns:cx2="http://schemas.microsoft.com/office/drawing/2015/10/21/chartex" xmlns:cx3="http://schemas.microsoft.com/office/drawing/2016/5/9/chartex" xmlns:cx4="http://schemas.microsoft.com/office/drawing/2016/5/10/chartex" xmlns:cx5="http://schemas.microsoft.com/office/drawing/2016/5/11/chartex" xmlns:cx6="http://schemas.microsoft.com/office/drawing/2016/5/12/chartex" xmlns:cx7="http://schemas.microsoft.com/office/drawing/2016/5/13/chartex" xmlns:cx8="http://schemas.microsoft.com/office/drawing/2016/5/14/chartex" xmlns:mc="http://schemas.openxmlformats.org/markup-compatibility/2006" xmlns:aink="http://schemas.microsoft.com/office/drawing/2016/ink" xmlns:am3d="http://schemas.microsoft.com/office/drawing/2017/model3d" xmlns:o="urn:schemas-microsoft-com:office:office" xmlns:oel="http://schemas.microsoft.com/office/2019/extlst" xmlns:r="http://schemas.openxmlformats.org/officeDocument/2006/relationships" xmlns:m="http://schemas.openxmlformats.org/officeDocument/2006/math" xmlns:v="urn:schemas-microsoft-com:vml" xmlns:wp14="http://schemas.microsoft.com/office/word/2010/wordprocessingDrawing" xmlns:wp="http://schemas.openxmlformats.org/drawingml/2006/wordprocessingDrawing" xmlns:w10="urn:schemas-microsoft-com:office:word" xmlns:w="http://schemas.openxmlformats.org/wordprocessingml/2006/main" xmlns:w14="http://schemas.microsoft.com/office/word/2010/wordml" xmlns:w15="http://schemas.microsoft.com/office/word/2012/wordml" xmlns:w16cex="http://schemas.microsoft.com/office/word/2018/wordml/cex" xmlns:w16cid="http://schemas.microsoft.com/office/word/2016/wordml/cid" xmlns:w16="http://schemas.microsoft.com/office/word/2018/wordml" xmlns:w16du="http://schemas.microsoft.com/office/word/2023/wordml/word16du" xmlns:w16sdtdh="http://schemas.microsoft.com/office/word/2020/wordml/sdtdatahash" xmlns:w16sdtfl="http://schemas.microsoft.com/office/word/2024/wordml/sdtformatlock" xmlns:w16se="http://schemas.microsoft.com/office/word/2015/wordml/symex" xmlns:wpg="http://schemas.microsoft.com/office/word/2010/wordprocessingGroup" xmlns:wpi="http://schemas.microsoft.com/office/word/2010/wordprocessingInk" xmlns:wne="http://schemas.microsoft.com/office/word/2006/wordml" xmlns:wps="http://schemas.microsoft.com/office/word/2010/wordprocessingShape" mc:Ignorable="w14 w15 w16se w16cid w16 w16cex w16sdtdh w16sdtfl w16du wp14">
   <w:p>
     <w:pPr>
       <w:pStyle w:val="Header"/>
@@ -948,12 +1220,12 @@
       <w:jc w:val="center"/>
     </w:pPr>
     <w:r>
-      <w:pict>
+      <w:pict w14:anchorId="7F16853C">
         <v:shapetype id="_x0000_t202" coordsize="21600,21600" o:spt="202" path="m,l,21600r21600,l21600,xe">
           <v:stroke joinstyle="miter"/>
           <v:path gradientshapeok="t" o:connecttype="rect"/>
         </v:shapetype>
-        <v:shape id="_x0000_s1027" type="#_x0000_t202" style="position:absolute;left:0;text-align:left;margin-left:410.85pt;margin-top:6.45pt;width:86.4pt;height:91.2pt;z-index:251658240;mso-wrap-style:none" filled="f" stroked="f">
+        <v:shape id="_x0000_s1027" type="#_x0000_t202" style="position:absolute;left:0;text-align:left;margin-left:410.85pt;margin-top:6.45pt;width:86.4pt;height:91.2pt;z-index:251656704;mso-wrap-style:none" filled="f" stroked="f">
           <v:textbox style="mso-fit-shape-to-text:t">
             <w:txbxContent>
               <w:p>
@@ -964,7 +1236,7 @@
                     <w:szCs w:val="20"/>
                   </w:rPr>
                   <w:drawing>
-                    <wp:inline distT="0" distB="0" distL="0" distR="0">
+                    <wp:inline distT="0" distB="0" distL="0" distR="0" wp14:anchorId="19D1BE8A" wp14:editId="1E877267">
                       <wp:extent cx="914400" cy="914400"/>
                       <wp:effectExtent l="19050" t="0" r="0" b="0"/>
                       <wp:docPr id="1" name="Picture 1" descr="FWSAFWE"/>
@@ -1016,8 +1288,8 @@
       </w:pict>
     </w:r>
     <w:r>
-      <w:pict>
-        <v:shape id="_x0000_s1026" type="#_x0000_t202" style="position:absolute;left:0;text-align:left;margin-left:-2.6pt;margin-top:6.3pt;width:86.4pt;height:91.2pt;z-index:251658240;mso-wrap-style:none" filled="f" stroked="f">
+      <w:pict w14:anchorId="1E024FD3">
+        <v:shape id="_x0000_s1026" type="#_x0000_t202" style="position:absolute;left:0;text-align:left;margin-left:-2.6pt;margin-top:6.3pt;width:86.4pt;height:91.2pt;z-index:251657728;mso-wrap-style:none" filled="f" stroked="f">
           <v:textbox style="mso-fit-shape-to-text:t">
             <w:txbxContent>
               <w:p>
@@ -1028,7 +1300,7 @@
                     <w:szCs w:val="20"/>
                   </w:rPr>
                   <w:drawing>
-                    <wp:inline distT="0" distB="0" distL="0" distR="0">
+                    <wp:inline distT="0" distB="0" distL="0" distR="0" wp14:anchorId="4D3C8AB8" wp14:editId="26A2A29E">
                       <wp:extent cx="914400" cy="914400"/>
                       <wp:effectExtent l="19050" t="0" r="0" b="0"/>
                       <wp:docPr id="2" name="Picture 2" descr="LOGO PARIAN2"/>
@@ -1080,7 +1352,10 @@
       </w:pict>
     </w:r>
     <w:r>
-      <w:t>Republic of the Phillipines</w:t>
+      <w:t xml:space="preserve">Republic of the </w:t>
+    </w:r>
+    <w:r>
+      <w:t>Philippines</w:t>
     </w:r>
     <w:r>
       <w:br/>
@@ -1100,7 +1375,19 @@
       <w:rPr>
         <w:b/>
       </w:rPr>
-      <w:t>Barangay Parain</w:t>
+      <w:t>Barangay Par</w:t>
+    </w:r>
+    <w:r>
+      <w:rPr>
+        <w:b/>
+      </w:rPr>
+      <w:t>ia</w:t>
+    </w:r>
+    <w:r>
+      <w:rPr>
+        <w:b/>
+      </w:rPr>
+      <w:t>n</w:t>
     </w:r>
     <w:r>
       <w:br/>
@@ -1133,12 +1420,12 @@
       </w:tabs>
     </w:pPr>
     <w:r>
-      <w:pict>
+      <w:pict w14:anchorId="59BD2366">
         <v:shapetype id="_x0000_t32" coordsize="21600,21600" o:spt="32" o:oned="t" path="m,l21600,21600e" filled="f">
           <v:path arrowok="t" fillok="f" o:connecttype="none"/>
           <o:lock v:ext="edit" shapetype="t"/>
         </v:shapetype>
-        <v:shape id="_x0000_s1025" type="#_x0000_t32" style="position:absolute;margin-left:-2.6pt;margin-top:2.45pt;width:500.75pt;height:0;z-index:251658240" o:connectortype="straight"/>
+        <v:shape id="_x0000_s1025" type="#_x0000_t32" style="position:absolute;margin-left:-2.6pt;margin-top:2.45pt;width:500.75pt;height:0;z-index:251658752" o:connectortype="straight"/>
       </w:pict>
     </w:r>
   </w:p>
@@ -1146,7 +1433,7 @@
 </file>
 
 <file path=word/styles.xml><?xml version="1.0" encoding="utf-8"?>
-<w:styles xmlns:r="http://schemas.openxmlformats.org/officeDocument/2006/relationships" xmlns:w="http://schemas.openxmlformats.org/wordprocessingml/2006/main">
+<w:styles xmlns:mc="http://schemas.openxmlformats.org/markup-compatibility/2006" xmlns:r="http://schemas.openxmlformats.org/officeDocument/2006/relationships" xmlns:w="http://schemas.openxmlformats.org/wordprocessingml/2006/main" xmlns:w14="http://schemas.microsoft.com/office/word/2010/wordml" xmlns:w15="http://schemas.microsoft.com/office/word/2012/wordml" xmlns:w16cex="http://schemas.microsoft.com/office/word/2018/wordml/cex" xmlns:w16cid="http://schemas.microsoft.com/office/word/2016/wordml/cid" xmlns:w16="http://schemas.microsoft.com/office/word/2018/wordml" xmlns:w16du="http://schemas.microsoft.com/office/word/2023/wordml/word16du" xmlns:w16sdtdh="http://schemas.microsoft.com/office/word/2020/wordml/sdtdatahash" xmlns:w16sdtfl="http://schemas.microsoft.com/office/word/2024/wordml/sdtformatlock" xmlns:w16se="http://schemas.microsoft.com/office/word/2015/wordml/symex" mc:Ignorable="w14 w15 w16se w16cid w16 w16cex w16sdtdh w16sdtfl w16du">
   <w:docDefaults>
     <w:rPrDefault>
       <w:rPr>
@@ -1162,144 +1449,383 @@
       </w:pPr>
     </w:pPrDefault>
   </w:docDefaults>
-  <w:latentStyles w:defLockedState="0" w:defUIPriority="99" w:defSemiHidden="1" w:defUnhideWhenUsed="1" w:defQFormat="0" w:count="267">
-    <w:lsdException w:name="Normal" w:semiHidden="0" w:uiPriority="0" w:unhideWhenUsed="0" w:qFormat="1"/>
-    <w:lsdException w:name="heading 1" w:semiHidden="0" w:uiPriority="9" w:unhideWhenUsed="0" w:qFormat="1"/>
-    <w:lsdException w:name="heading 2" w:uiPriority="9" w:qFormat="1"/>
-    <w:lsdException w:name="heading 3" w:uiPriority="9" w:qFormat="1"/>
-    <w:lsdException w:name="heading 4" w:uiPriority="9" w:qFormat="1"/>
-    <w:lsdException w:name="heading 5" w:uiPriority="9" w:qFormat="1"/>
-    <w:lsdException w:name="heading 6" w:uiPriority="9" w:qFormat="1"/>
-    <w:lsdException w:name="heading 7" w:uiPriority="9" w:qFormat="1"/>
-    <w:lsdException w:name="heading 8" w:uiPriority="9" w:qFormat="1"/>
-    <w:lsdException w:name="heading 9" w:uiPriority="9" w:qFormat="1"/>
-    <w:lsdException w:name="toc 1" w:uiPriority="39"/>
-    <w:lsdException w:name="toc 2" w:uiPriority="39"/>
-    <w:lsdException w:name="toc 3" w:uiPriority="39"/>
-    <w:lsdException w:name="toc 4" w:uiPriority="39"/>
-    <w:lsdException w:name="toc 5" w:uiPriority="39"/>
-    <w:lsdException w:name="toc 6" w:uiPriority="39"/>
-    <w:lsdException w:name="toc 7" w:uiPriority="39"/>
-    <w:lsdException w:name="toc 8" w:uiPriority="39"/>
-    <w:lsdException w:name="toc 9" w:uiPriority="39"/>
-    <w:lsdException w:name="caption" w:uiPriority="35" w:qFormat="1"/>
-    <w:lsdException w:name="Title" w:semiHidden="0" w:uiPriority="10" w:unhideWhenUsed="0" w:qFormat="1"/>
-    <w:lsdException w:name="Default Paragraph Font" w:uiPriority="1"/>
-    <w:lsdException w:name="Subtitle" w:semiHidden="0" w:uiPriority="11" w:unhideWhenUsed="0" w:qFormat="1"/>
-    <w:lsdException w:name="Strong" w:semiHidden="0" w:uiPriority="22" w:unhideWhenUsed="0" w:qFormat="1"/>
-    <w:lsdException w:name="Emphasis" w:semiHidden="0" w:uiPriority="20" w:unhideWhenUsed="0" w:qFormat="1"/>
-    <w:lsdException w:name="Table Grid" w:semiHidden="0" w:uiPriority="59" w:unhideWhenUsed="0"/>
-    <w:lsdException w:name="Placeholder Text" w:unhideWhenUsed="0"/>
-    <w:lsdException w:name="No Spacing" w:semiHidden="0" w:uiPriority="1" w:unhideWhenUsed="0" w:qFormat="1"/>
-    <w:lsdException w:name="Light Shading" w:semiHidden="0" w:uiPriority="60" w:unhideWhenUsed="0"/>
-    <w:lsdException w:name="Light List" w:semiHidden="0" w:uiPriority="61" w:unhideWhenUsed="0"/>
-    <w:lsdException w:name="Light Grid" w:semiHidden="0" w:uiPriority="62" w:unhideWhenUsed="0"/>
-    <w:lsdException w:name="Medium Shading 1" w:semiHidden="0" w:uiPriority="63" w:unhideWhenUsed="0"/>
-    <w:lsdException w:name="Medium Shading 2" w:semiHidden="0" w:uiPriority="64" w:unhideWhenUsed="0"/>
-    <w:lsdException w:name="Medium List 1" w:semiHidden="0" w:uiPriority="65" w:unhideWhenUsed="0"/>
-    <w:lsdException w:name="Medium List 2" w:semiHidden="0" w:uiPriority="66" w:unhideWhenUsed="0"/>
-    <w:lsdException w:name="Medium Grid 1" w:semiHidden="0" w:uiPriority="67" w:unhideWhenUsed="0"/>
-    <w:lsdException w:name="Medium Grid 2" w:semiHidden="0" w:uiPriority="68" w:unhideWhenUsed="0"/>
-    <w:lsdException w:name="Medium Grid 3" w:semiHidden="0" w:uiPriority="69" w:unhideWhenUsed="0"/>
-    <w:lsdException w:name="Dark List" w:semiHidden="0" w:uiPriority="70" w:unhideWhenUsed="0"/>
-    <w:lsdException w:name="Colorful Shading" w:semiHidden="0" w:uiPriority="71" w:unhideWhenUsed="0"/>
-    <w:lsdException w:name="Colorful List" w:semiHidden="0" w:uiPriority="72" w:unhideWhenUsed="0"/>
-    <w:lsdException w:name="Colorful Grid" w:semiHidden="0" w:uiPriority="73" w:unhideWhenUsed="0"/>
-    <w:lsdException w:name="Light Shading Accent 1" w:semiHidden="0" w:uiPriority="60" w:unhideWhenUsed="0"/>
-    <w:lsdException w:name="Light List Accent 1" w:semiHidden="0" w:uiPriority="61" w:unhideWhenUsed="0"/>
-    <w:lsdException w:name="Light Grid Accent 1" w:semiHidden="0" w:uiPriority="62" w:unhideWhenUsed="0"/>
-    <w:lsdException w:name="Medium Shading 1 Accent 1" w:semiHidden="0" w:uiPriority="63" w:unhideWhenUsed="0"/>
-    <w:lsdException w:name="Medium Shading 2 Accent 1" w:semiHidden="0" w:uiPriority="64" w:unhideWhenUsed="0"/>
-    <w:lsdException w:name="Medium List 1 Accent 1" w:semiHidden="0" w:uiPriority="65" w:unhideWhenUsed="0"/>
-    <w:lsdException w:name="Revision" w:unhideWhenUsed="0"/>
-    <w:lsdException w:name="List Paragraph" w:semiHidden="0" w:uiPriority="34" w:unhideWhenUsed="0" w:qFormat="1"/>
-    <w:lsdException w:name="Quote" w:semiHidden="0" w:uiPriority="29" w:unhideWhenUsed="0" w:qFormat="1"/>
-    <w:lsdException w:name="Intense Quote" w:semiHidden="0" w:uiPriority="30" w:unhideWhenUsed="0" w:qFormat="1"/>
-    <w:lsdException w:name="Medium List 2 Accent 1" w:semiHidden="0" w:uiPriority="66" w:unhideWhenUsed="0"/>
-    <w:lsdException w:name="Medium Grid 1 Accent 1" w:semiHidden="0" w:uiPriority="67" w:unhideWhenUsed="0"/>
-    <w:lsdException w:name="Medium Grid 2 Accent 1" w:semiHidden="0" w:uiPriority="68" w:unhideWhenUsed="0"/>
-    <w:lsdException w:name="Medium Grid 3 Accent 1" w:semiHidden="0" w:uiPriority="69" w:unhideWhenUsed="0"/>
-    <w:lsdException w:name="Dark List Accent 1" w:semiHidden="0" w:uiPriority="70" w:unhideWhenUsed="0"/>
-    <w:lsdException w:name="Colorful Shading Accent 1" w:semiHidden="0" w:uiPriority="71" w:unhideWhenUsed="0"/>
-    <w:lsdException w:name="Colorful List Accent 1" w:semiHidden="0" w:uiPriority="72" w:unhideWhenUsed="0"/>
-    <w:lsdException w:name="Colorful Grid Accent 1" w:semiHidden="0" w:uiPriority="73" w:unhideWhenUsed="0"/>
-    <w:lsdException w:name="Light Shading Accent 2" w:semiHidden="0" w:uiPriority="60" w:unhideWhenUsed="0"/>
-    <w:lsdException w:name="Light List Accent 2" w:semiHidden="0" w:uiPriority="61" w:unhideWhenUsed="0"/>
-    <w:lsdException w:name="Light Grid Accent 2" w:semiHidden="0" w:uiPriority="62" w:unhideWhenUsed="0"/>
-    <w:lsdException w:name="Medium Shading 1 Accent 2" w:semiHidden="0" w:uiPriority="63" w:unhideWhenUsed="0"/>
-    <w:lsdException w:name="Medium Shading 2 Accent 2" w:semiHidden="0" w:uiPriority="64" w:unhideWhenUsed="0"/>
-    <w:lsdException w:name="Medium List 1 Accent 2" w:semiHidden="0" w:uiPriority="65" w:unhideWhenUsed="0"/>
-    <w:lsdException w:name="Medium List 2 Accent 2" w:semiHidden="0" w:uiPriority="66" w:unhideWhenUsed="0"/>
-    <w:lsdException w:name="Medium Grid 1 Accent 2" w:semiHidden="0" w:uiPriority="67" w:unhideWhenUsed="0"/>
-    <w:lsdException w:name="Medium Grid 2 Accent 2" w:semiHidden="0" w:uiPriority="68" w:unhideWhenUsed="0"/>
-    <w:lsdException w:name="Medium Grid 3 Accent 2" w:semiHidden="0" w:uiPriority="69" w:unhideWhenUsed="0"/>
-    <w:lsdException w:name="Dark List Accent 2" w:semiHidden="0" w:uiPriority="70" w:unhideWhenUsed="0"/>
-    <w:lsdException w:name="Colorful Shading Accent 2" w:semiHidden="0" w:uiPriority="71" w:unhideWhenUsed="0"/>
-    <w:lsdException w:name="Colorful List Accent 2" w:semiHidden="0" w:uiPriority="72" w:unhideWhenUsed="0"/>
-    <w:lsdException w:name="Colorful Grid Accent 2" w:semiHidden="0" w:uiPriority="73" w:unhideWhenUsed="0"/>
-    <w:lsdException w:name="Light Shading Accent 3" w:semiHidden="0" w:uiPriority="60" w:unhideWhenUsed="0"/>
-    <w:lsdException w:name="Light List Accent 3" w:semiHidden="0" w:uiPriority="61" w:unhideWhenUsed="0"/>
-    <w:lsdException w:name="Light Grid Accent 3" w:semiHidden="0" w:uiPriority="62" w:unhideWhenUsed="0"/>
-    <w:lsdException w:name="Medium Shading 1 Accent 3" w:semiHidden="0" w:uiPriority="63" w:unhideWhenUsed="0"/>
-    <w:lsdException w:name="Medium Shading 2 Accent 3" w:semiHidden="0" w:uiPriority="64" w:unhideWhenUsed="0"/>
-    <w:lsdException w:name="Medium List 1 Accent 3" w:semiHidden="0" w:uiPriority="65" w:unhideWhenUsed="0"/>
-    <w:lsdException w:name="Medium List 2 Accent 3" w:semiHidden="0" w:uiPriority="66" w:unhideWhenUsed="0"/>
-    <w:lsdException w:name="Medium Grid 1 Accent 3" w:semiHidden="0" w:uiPriority="67" w:unhideWhenUsed="0"/>
-    <w:lsdException w:name="Medium Grid 2 Accent 3" w:semiHidden="0" w:uiPriority="68" w:unhideWhenUsed="0"/>
-    <w:lsdException w:name="Medium Grid 3 Accent 3" w:semiHidden="0" w:uiPriority="69" w:unhideWhenUsed="0"/>
-    <w:lsdException w:name="Dark List Accent 3" w:semiHidden="0" w:uiPriority="70" w:unhideWhenUsed="0"/>
-    <w:lsdException w:name="Colorful Shading Accent 3" w:semiHidden="0" w:uiPriority="71" w:unhideWhenUsed="0"/>
-    <w:lsdException w:name="Colorful List Accent 3" w:semiHidden="0" w:uiPriority="72" w:unhideWhenUsed="0"/>
-    <w:lsdException w:name="Colorful Grid Accent 3" w:semiHidden="0" w:uiPriority="73" w:unhideWhenUsed="0"/>
-    <w:lsdException w:name="Light Shading Accent 4" w:semiHidden="0" w:uiPriority="60" w:unhideWhenUsed="0"/>
-    <w:lsdException w:name="Light List Accent 4" w:semiHidden="0" w:uiPriority="61" w:unhideWhenUsed="0"/>
-    <w:lsdException w:name="Light Grid Accent 4" w:semiHidden="0" w:uiPriority="62" w:unhideWhenUsed="0"/>
-    <w:lsdException w:name="Medium Shading 1 Accent 4" w:semiHidden="0" w:uiPriority="63" w:unhideWhenUsed="0"/>
-    <w:lsdException w:name="Medium Shading 2 Accent 4" w:semiHidden="0" w:uiPriority="64" w:unhideWhenUsed="0"/>
-    <w:lsdException w:name="Medium List 1 Accent 4" w:semiHidden="0" w:uiPriority="65" w:unhideWhenUsed="0"/>
-    <w:lsdException w:name="Medium List 2 Accent 4" w:semiHidden="0" w:uiPriority="66" w:unhideWhenUsed="0"/>
-    <w:lsdException w:name="Medium Grid 1 Accent 4" w:semiHidden="0" w:uiPriority="67" w:unhideWhenUsed="0"/>
-    <w:lsdException w:name="Medium Grid 2 Accent 4" w:semiHidden="0" w:uiPriority="68" w:unhideWhenUsed="0"/>
-    <w:lsdException w:name="Medium Grid 3 Accent 4" w:semiHidden="0" w:uiPriority="69" w:unhideWhenUsed="0"/>
-    <w:lsdException w:name="Dark List Accent 4" w:semiHidden="0" w:uiPriority="70" w:unhideWhenUsed="0"/>
-    <w:lsdException w:name="Colorful Shading Accent 4" w:semiHidden="0" w:uiPriority="71" w:unhideWhenUsed="0"/>
-    <w:lsdException w:name="Colorful List Accent 4" w:semiHidden="0" w:uiPriority="72" w:unhideWhenUsed="0"/>
-    <w:lsdException w:name="Colorful Grid Accent 4" w:semiHidden="0" w:uiPriority="73" w:unhideWhenUsed="0"/>
-    <w:lsdException w:name="Light Shading Accent 5" w:semiHidden="0" w:uiPriority="60" w:unhideWhenUsed="0"/>
-    <w:lsdException w:name="Light List Accent 5" w:semiHidden="0" w:uiPriority="61" w:unhideWhenUsed="0"/>
-    <w:lsdException w:name="Light Grid Accent 5" w:semiHidden="0" w:uiPriority="62" w:unhideWhenUsed="0"/>
-    <w:lsdException w:name="Medium Shading 1 Accent 5" w:semiHidden="0" w:uiPriority="63" w:unhideWhenUsed="0"/>
-    <w:lsdException w:name="Medium Shading 2 Accent 5" w:semiHidden="0" w:uiPriority="64" w:unhideWhenUsed="0"/>
-    <w:lsdException w:name="Medium List 1 Accent 5" w:semiHidden="0" w:uiPriority="65" w:unhideWhenUsed="0"/>
-    <w:lsdException w:name="Medium List 2 Accent 5" w:semiHidden="0" w:uiPriority="66" w:unhideWhenUsed="0"/>
-    <w:lsdException w:name="Medium Grid 1 Accent 5" w:semiHidden="0" w:uiPriority="67" w:unhideWhenUsed="0"/>
-    <w:lsdException w:name="Medium Grid 2 Accent 5" w:semiHidden="0" w:uiPriority="68" w:unhideWhenUsed="0"/>
-    <w:lsdException w:name="Medium Grid 3 Accent 5" w:semiHidden="0" w:uiPriority="69" w:unhideWhenUsed="0"/>
-    <w:lsdException w:name="Dark List Accent 5" w:semiHidden="0" w:uiPriority="70" w:unhideWhenUsed="0"/>
-    <w:lsdException w:name="Colorful Shading Accent 5" w:semiHidden="0" w:uiPriority="71" w:unhideWhenUsed="0"/>
-    <w:lsdException w:name="Colorful List Accent 5" w:semiHidden="0" w:uiPriority="72" w:unhideWhenUsed="0"/>
-    <w:lsdException w:name="Colorful Grid Accent 5" w:semiHidden="0" w:uiPriority="73" w:unhideWhenUsed="0"/>
-    <w:lsdException w:name="Light Shading Accent 6" w:semiHidden="0" w:uiPriority="60" w:unhideWhenUsed="0"/>
-    <w:lsdException w:name="Light List Accent 6" w:semiHidden="0" w:uiPriority="61" w:unhideWhenUsed="0"/>
-    <w:lsdException w:name="Light Grid Accent 6" w:semiHidden="0" w:uiPriority="62" w:unhideWhenUsed="0"/>
-    <w:lsdException w:name="Medium Shading 1 Accent 6" w:semiHidden="0" w:uiPriority="63" w:unhideWhenUsed="0"/>
-    <w:lsdException w:name="Medium Shading 2 Accent 6" w:semiHidden="0" w:uiPriority="64" w:unhideWhenUsed="0"/>
-    <w:lsdException w:name="Medium List 1 Accent 6" w:semiHidden="0" w:uiPriority="65" w:unhideWhenUsed="0"/>
-    <w:lsdException w:name="Medium List 2 Accent 6" w:semiHidden="0" w:uiPriority="66" w:unhideWhenUsed="0"/>
-    <w:lsdException w:name="Medium Grid 1 Accent 6" w:semiHidden="0" w:uiPriority="67" w:unhideWhenUsed="0"/>
-    <w:lsdException w:name="Medium Grid 2 Accent 6" w:semiHidden="0" w:uiPriority="68" w:unhideWhenUsed="0"/>
-    <w:lsdException w:name="Medium Grid 3 Accent 6" w:semiHidden="0" w:uiPriority="69" w:unhideWhenUsed="0"/>
-    <w:lsdException w:name="Dark List Accent 6" w:semiHidden="0" w:uiPriority="70" w:unhideWhenUsed="0"/>
-    <w:lsdException w:name="Colorful Shading Accent 6" w:semiHidden="0" w:uiPriority="71" w:unhideWhenUsed="0"/>
-    <w:lsdException w:name="Colorful List Accent 6" w:semiHidden="0" w:uiPriority="72" w:unhideWhenUsed="0"/>
-    <w:lsdException w:name="Colorful Grid Accent 6" w:semiHidden="0" w:uiPriority="73" w:unhideWhenUsed="0"/>
-    <w:lsdException w:name="Subtle Emphasis" w:semiHidden="0" w:uiPriority="19" w:unhideWhenUsed="0" w:qFormat="1"/>
-    <w:lsdException w:name="Intense Emphasis" w:semiHidden="0" w:uiPriority="21" w:unhideWhenUsed="0" w:qFormat="1"/>
-    <w:lsdException w:name="Subtle Reference" w:semiHidden="0" w:uiPriority="31" w:unhideWhenUsed="0" w:qFormat="1"/>
-    <w:lsdException w:name="Intense Reference" w:semiHidden="0" w:uiPriority="32" w:unhideWhenUsed="0" w:qFormat="1"/>
-    <w:lsdException w:name="Book Title" w:semiHidden="0" w:uiPriority="33" w:unhideWhenUsed="0" w:qFormat="1"/>
-    <w:lsdException w:name="Bibliography" w:uiPriority="37"/>
-    <w:lsdException w:name="TOC Heading" w:uiPriority="39" w:qFormat="1"/>
+  <w:latentStyles w:defLockedState="0" w:defUIPriority="99" w:defSemiHidden="0" w:defUnhideWhenUsed="0" w:defQFormat="0" w:count="376">
+    <w:lsdException w:name="Normal" w:uiPriority="0" w:qFormat="1"/>
+    <w:lsdException w:name="heading 1" w:uiPriority="9" w:qFormat="1"/>
+    <w:lsdException w:name="heading 2" w:semiHidden="1" w:uiPriority="9" w:unhideWhenUsed="1" w:qFormat="1"/>
+    <w:lsdException w:name="heading 3" w:semiHidden="1" w:uiPriority="9" w:unhideWhenUsed="1" w:qFormat="1"/>
+    <w:lsdException w:name="heading 4" w:semiHidden="1" w:uiPriority="9" w:unhideWhenUsed="1" w:qFormat="1"/>
+    <w:lsdException w:name="heading 5" w:semiHidden="1" w:uiPriority="9" w:unhideWhenUsed="1" w:qFormat="1"/>
+    <w:lsdException w:name="heading 6" w:semiHidden="1" w:uiPriority="9" w:unhideWhenUsed="1" w:qFormat="1"/>
+    <w:lsdException w:name="heading 7" w:semiHidden="1" w:uiPriority="9" w:unhideWhenUsed="1" w:qFormat="1"/>
+    <w:lsdException w:name="heading 8" w:semiHidden="1" w:uiPriority="9" w:unhideWhenUsed="1" w:qFormat="1"/>
+    <w:lsdException w:name="heading 9" w:semiHidden="1" w:uiPriority="9" w:unhideWhenUsed="1" w:qFormat="1"/>
+    <w:lsdException w:name="index 1" w:semiHidden="1" w:unhideWhenUsed="1"/>
+    <w:lsdException w:name="index 2" w:semiHidden="1" w:unhideWhenUsed="1"/>
+    <w:lsdException w:name="index 3" w:semiHidden="1" w:unhideWhenUsed="1"/>
+    <w:lsdException w:name="index 4" w:semiHidden="1" w:unhideWhenUsed="1"/>
+    <w:lsdException w:name="index 5" w:semiHidden="1" w:unhideWhenUsed="1"/>
+    <w:lsdException w:name="index 6" w:semiHidden="1" w:unhideWhenUsed="1"/>
+    <w:lsdException w:name="index 7" w:semiHidden="1" w:unhideWhenUsed="1"/>
+    <w:lsdException w:name="index 8" w:semiHidden="1" w:unhideWhenUsed="1"/>
+    <w:lsdException w:name="index 9" w:semiHidden="1" w:unhideWhenUsed="1"/>
+    <w:lsdException w:name="toc 1" w:semiHidden="1" w:uiPriority="39" w:unhideWhenUsed="1"/>
+    <w:lsdException w:name="toc 2" w:semiHidden="1" w:uiPriority="39" w:unhideWhenUsed="1"/>
+    <w:lsdException w:name="toc 3" w:semiHidden="1" w:uiPriority="39" w:unhideWhenUsed="1"/>
+    <w:lsdException w:name="toc 4" w:semiHidden="1" w:uiPriority="39" w:unhideWhenUsed="1"/>
+    <w:lsdException w:name="toc 5" w:semiHidden="1" w:uiPriority="39" w:unhideWhenUsed="1"/>
+    <w:lsdException w:name="toc 6" w:semiHidden="1" w:uiPriority="39" w:unhideWhenUsed="1"/>
+    <w:lsdException w:name="toc 7" w:semiHidden="1" w:uiPriority="39" w:unhideWhenUsed="1"/>
+    <w:lsdException w:name="toc 8" w:semiHidden="1" w:uiPriority="39" w:unhideWhenUsed="1"/>
+    <w:lsdException w:name="toc 9" w:semiHidden="1" w:uiPriority="39" w:unhideWhenUsed="1"/>
+    <w:lsdException w:name="Normal Indent" w:semiHidden="1" w:unhideWhenUsed="1"/>
+    <w:lsdException w:name="footnote text" w:semiHidden="1" w:unhideWhenUsed="1"/>
+    <w:lsdException w:name="annotation text" w:semiHidden="1" w:unhideWhenUsed="1"/>
+    <w:lsdException w:name="header" w:semiHidden="1" w:unhideWhenUsed="1"/>
+    <w:lsdException w:name="footer" w:semiHidden="1" w:unhideWhenUsed="1"/>
+    <w:lsdException w:name="index heading" w:semiHidden="1" w:unhideWhenUsed="1"/>
+    <w:lsdException w:name="caption" w:semiHidden="1" w:uiPriority="35" w:unhideWhenUsed="1" w:qFormat="1"/>
+    <w:lsdException w:name="table of figures" w:semiHidden="1" w:unhideWhenUsed="1"/>
+    <w:lsdException w:name="envelope address" w:semiHidden="1" w:unhideWhenUsed="1"/>
+    <w:lsdException w:name="envelope return" w:semiHidden="1" w:unhideWhenUsed="1"/>
+    <w:lsdException w:name="footnote reference" w:semiHidden="1" w:unhideWhenUsed="1"/>
+    <w:lsdException w:name="annotation reference" w:semiHidden="1" w:unhideWhenUsed="1"/>
+    <w:lsdException w:name="line number" w:semiHidden="1" w:unhideWhenUsed="1"/>
+    <w:lsdException w:name="page number" w:semiHidden="1" w:unhideWhenUsed="1"/>
+    <w:lsdException w:name="endnote reference" w:semiHidden="1" w:unhideWhenUsed="1"/>
+    <w:lsdException w:name="endnote text" w:semiHidden="1" w:unhideWhenUsed="1"/>
+    <w:lsdException w:name="table of authorities" w:semiHidden="1" w:unhideWhenUsed="1"/>
+    <w:lsdException w:name="macro" w:semiHidden="1" w:unhideWhenUsed="1"/>
+    <w:lsdException w:name="toa heading" w:semiHidden="1" w:unhideWhenUsed="1"/>
+    <w:lsdException w:name="List" w:semiHidden="1" w:unhideWhenUsed="1"/>
+    <w:lsdException w:name="List Bullet" w:semiHidden="1" w:unhideWhenUsed="1"/>
+    <w:lsdException w:name="List Number" w:semiHidden="1" w:unhideWhenUsed="1"/>
+    <w:lsdException w:name="List 2" w:semiHidden="1" w:unhideWhenUsed="1"/>
+    <w:lsdException w:name="List 3" w:semiHidden="1" w:unhideWhenUsed="1"/>
+    <w:lsdException w:name="List 4" w:semiHidden="1" w:unhideWhenUsed="1"/>
+    <w:lsdException w:name="List 5" w:semiHidden="1" w:unhideWhenUsed="1"/>
+    <w:lsdException w:name="List Bullet 2" w:semiHidden="1" w:unhideWhenUsed="1"/>
+    <w:lsdException w:name="List Bullet 3" w:semiHidden="1" w:unhideWhenUsed="1"/>
+    <w:lsdException w:name="List Bullet 4" w:semiHidden="1" w:unhideWhenUsed="1"/>
+    <w:lsdException w:name="List Bullet 5" w:semiHidden="1" w:unhideWhenUsed="1"/>
+    <w:lsdException w:name="List Number 2" w:semiHidden="1" w:unhideWhenUsed="1"/>
+    <w:lsdException w:name="List Number 3" w:semiHidden="1" w:unhideWhenUsed="1"/>
+    <w:lsdException w:name="List Number 4" w:semiHidden="1" w:unhideWhenUsed="1"/>
+    <w:lsdException w:name="List Number 5" w:semiHidden="1" w:unhideWhenUsed="1"/>
+    <w:lsdException w:name="Title" w:uiPriority="10" w:qFormat="1"/>
+    <w:lsdException w:name="Closing" w:semiHidden="1" w:unhideWhenUsed="1"/>
+    <w:lsdException w:name="Signature" w:semiHidden="1" w:unhideWhenUsed="1"/>
+    <w:lsdException w:name="Default Paragraph Font" w:semiHidden="1" w:uiPriority="1" w:unhideWhenUsed="1"/>
+    <w:lsdException w:name="Body Text" w:semiHidden="1" w:unhideWhenUsed="1"/>
+    <w:lsdException w:name="Body Text Indent" w:semiHidden="1" w:unhideWhenUsed="1"/>
+    <w:lsdException w:name="List Continue" w:semiHidden="1" w:unhideWhenUsed="1"/>
+    <w:lsdException w:name="List Continue 2" w:semiHidden="1" w:unhideWhenUsed="1"/>
+    <w:lsdException w:name="List Continue 3" w:semiHidden="1" w:unhideWhenUsed="1"/>
+    <w:lsdException w:name="List Continue 4" w:semiHidden="1" w:unhideWhenUsed="1"/>
+    <w:lsdException w:name="List Continue 5" w:semiHidden="1" w:unhideWhenUsed="1"/>
+    <w:lsdException w:name="Message Header" w:semiHidden="1" w:unhideWhenUsed="1"/>
+    <w:lsdException w:name="Subtitle" w:uiPriority="11" w:qFormat="1"/>
+    <w:lsdException w:name="Salutation" w:semiHidden="1" w:unhideWhenUsed="1"/>
+    <w:lsdException w:name="Date" w:semiHidden="1" w:unhideWhenUsed="1"/>
+    <w:lsdException w:name="Body Text First Indent" w:semiHidden="1" w:unhideWhenUsed="1"/>
+    <w:lsdException w:name="Body Text First Indent 2" w:semiHidden="1" w:unhideWhenUsed="1"/>
+    <w:lsdException w:name="Note Heading" w:semiHidden="1" w:unhideWhenUsed="1"/>
+    <w:lsdException w:name="Body Text 2" w:semiHidden="1" w:unhideWhenUsed="1"/>
+    <w:lsdException w:name="Body Text 3" w:semiHidden="1" w:unhideWhenUsed="1"/>
+    <w:lsdException w:name="Body Text Indent 2" w:semiHidden="1" w:unhideWhenUsed="1"/>
+    <w:lsdException w:name="Body Text Indent 3" w:semiHidden="1" w:unhideWhenUsed="1"/>
+    <w:lsdException w:name="Block Text" w:semiHidden="1" w:unhideWhenUsed="1"/>
+    <w:lsdException w:name="Hyperlink" w:semiHidden="1" w:unhideWhenUsed="1"/>
+    <w:lsdException w:name="FollowedHyperlink" w:semiHidden="1" w:unhideWhenUsed="1"/>
+    <w:lsdException w:name="Strong" w:uiPriority="22" w:qFormat="1"/>
+    <w:lsdException w:name="Emphasis" w:uiPriority="20" w:qFormat="1"/>
+    <w:lsdException w:name="Document Map" w:semiHidden="1" w:unhideWhenUsed="1"/>
+    <w:lsdException w:name="Plain Text" w:semiHidden="1" w:unhideWhenUsed="1"/>
+    <w:lsdException w:name="E-mail Signature" w:semiHidden="1" w:unhideWhenUsed="1"/>
+    <w:lsdException w:name="HTML Top of Form" w:semiHidden="1" w:unhideWhenUsed="1"/>
+    <w:lsdException w:name="HTML Bottom of Form" w:semiHidden="1" w:unhideWhenUsed="1"/>
+    <w:lsdException w:name="Normal (Web)" w:semiHidden="1" w:unhideWhenUsed="1"/>
+    <w:lsdException w:name="HTML Acronym" w:semiHidden="1" w:unhideWhenUsed="1"/>
+    <w:lsdException w:name="HTML Address" w:semiHidden="1" w:unhideWhenUsed="1"/>
+    <w:lsdException w:name="HTML Cite" w:semiHidden="1" w:unhideWhenUsed="1"/>
+    <w:lsdException w:name="HTML Code" w:semiHidden="1" w:unhideWhenUsed="1"/>
+    <w:lsdException w:name="HTML Definition" w:semiHidden="1" w:unhideWhenUsed="1"/>
+    <w:lsdException w:name="HTML Keyboard" w:semiHidden="1" w:unhideWhenUsed="1"/>
+    <w:lsdException w:name="HTML Preformatted" w:semiHidden="1" w:unhideWhenUsed="1"/>
+    <w:lsdException w:name="HTML Sample" w:semiHidden="1" w:unhideWhenUsed="1"/>
+    <w:lsdException w:name="HTML Typewriter" w:semiHidden="1" w:unhideWhenUsed="1"/>
+    <w:lsdException w:name="HTML Variable" w:semiHidden="1" w:unhideWhenUsed="1"/>
+    <w:lsdException w:name="Normal Table" w:semiHidden="1" w:unhideWhenUsed="1"/>
+    <w:lsdException w:name="annotation subject" w:semiHidden="1" w:unhideWhenUsed="1"/>
+    <w:lsdException w:name="No List" w:semiHidden="1" w:unhideWhenUsed="1"/>
+    <w:lsdException w:name="Outline List 1" w:semiHidden="1" w:unhideWhenUsed="1"/>
+    <w:lsdException w:name="Outline List 2" w:semiHidden="1" w:unhideWhenUsed="1"/>
+    <w:lsdException w:name="Outline List 3" w:semiHidden="1" w:unhideWhenUsed="1"/>
+    <w:lsdException w:name="Table Simple 1" w:semiHidden="1" w:unhideWhenUsed="1"/>
+    <w:lsdException w:name="Table Simple 2" w:semiHidden="1" w:unhideWhenUsed="1"/>
+    <w:lsdException w:name="Table Simple 3" w:semiHidden="1" w:unhideWhenUsed="1"/>
+    <w:lsdException w:name="Table Classic 1" w:semiHidden="1" w:unhideWhenUsed="1"/>
+    <w:lsdException w:name="Table Classic 2" w:semiHidden="1" w:unhideWhenUsed="1"/>
+    <w:lsdException w:name="Table Classic 3" w:semiHidden="1" w:unhideWhenUsed="1"/>
+    <w:lsdException w:name="Table Classic 4" w:semiHidden="1" w:unhideWhenUsed="1"/>
+    <w:lsdException w:name="Table Colorful 1" w:semiHidden="1" w:unhideWhenUsed="1"/>
+    <w:lsdException w:name="Table Colorful 2" w:semiHidden="1" w:unhideWhenUsed="1"/>
+    <w:lsdException w:name="Table Colorful 3" w:semiHidden="1" w:unhideWhenUsed="1"/>
+    <w:lsdException w:name="Table Columns 1" w:semiHidden="1" w:unhideWhenUsed="1"/>
+    <w:lsdException w:name="Table Columns 2" w:semiHidden="1" w:unhideWhenUsed="1"/>
+    <w:lsdException w:name="Table Columns 3" w:semiHidden="1" w:unhideWhenUsed="1"/>
+    <w:lsdException w:name="Table Columns 4" w:semiHidden="1" w:unhideWhenUsed="1"/>
+    <w:lsdException w:name="Table Columns 5" w:semiHidden="1" w:unhideWhenUsed="1"/>
+    <w:lsdException w:name="Table Grid 1" w:semiHidden="1" w:unhideWhenUsed="1"/>
+    <w:lsdException w:name="Table Grid 2" w:semiHidden="1" w:unhideWhenUsed="1"/>
+    <w:lsdException w:name="Table Grid 3" w:semiHidden="1" w:unhideWhenUsed="1"/>
+    <w:lsdException w:name="Table Grid 4" w:semiHidden="1" w:unhideWhenUsed="1"/>
+    <w:lsdException w:name="Table Grid 5" w:semiHidden="1" w:unhideWhenUsed="1"/>
+    <w:lsdException w:name="Table Grid 6" w:semiHidden="1" w:unhideWhenUsed="1"/>
+    <w:lsdException w:name="Table Grid 7" w:semiHidden="1" w:unhideWhenUsed="1"/>
+    <w:lsdException w:name="Table Grid 8" w:semiHidden="1" w:unhideWhenUsed="1"/>
+    <w:lsdException w:name="Table List 1" w:semiHidden="1" w:unhideWhenUsed="1"/>
+    <w:lsdException w:name="Table List 2" w:semiHidden="1" w:unhideWhenUsed="1"/>
+    <w:lsdException w:name="Table List 3" w:semiHidden="1" w:unhideWhenUsed="1"/>
+    <w:lsdException w:name="Table List 4" w:semiHidden="1" w:unhideWhenUsed="1"/>
+    <w:lsdException w:name="Table List 5" w:semiHidden="1" w:unhideWhenUsed="1"/>
+    <w:lsdException w:name="Table List 6" w:semiHidden="1" w:unhideWhenUsed="1"/>
+    <w:lsdException w:name="Table List 7" w:semiHidden="1" w:unhideWhenUsed="1"/>
+    <w:lsdException w:name="Table List 8" w:semiHidden="1" w:unhideWhenUsed="1"/>
+    <w:lsdException w:name="Table 3D effects 1" w:semiHidden="1" w:unhideWhenUsed="1"/>
+    <w:lsdException w:name="Table 3D effects 2" w:semiHidden="1" w:unhideWhenUsed="1"/>
+    <w:lsdException w:name="Table 3D effects 3" w:semiHidden="1" w:unhideWhenUsed="1"/>
+    <w:lsdException w:name="Table Contemporary" w:semiHidden="1" w:unhideWhenUsed="1"/>
+    <w:lsdException w:name="Table Elegant" w:semiHidden="1" w:unhideWhenUsed="1"/>
+    <w:lsdException w:name="Table Professional" w:semiHidden="1" w:unhideWhenUsed="1"/>
+    <w:lsdException w:name="Table Subtle 1" w:semiHidden="1" w:unhideWhenUsed="1"/>
+    <w:lsdException w:name="Table Subtle 2" w:semiHidden="1" w:unhideWhenUsed="1"/>
+    <w:lsdException w:name="Table Web 1" w:semiHidden="1" w:unhideWhenUsed="1"/>
+    <w:lsdException w:name="Table Web 2" w:semiHidden="1" w:unhideWhenUsed="1"/>
+    <w:lsdException w:name="Table Web 3" w:semiHidden="1" w:unhideWhenUsed="1"/>
+    <w:lsdException w:name="Balloon Text" w:semiHidden="1" w:unhideWhenUsed="1"/>
+    <w:lsdException w:name="Table Grid" w:uiPriority="59"/>
+    <w:lsdException w:name="Table Theme" w:semiHidden="1" w:unhideWhenUsed="1"/>
+    <w:lsdException w:name="Placeholder Text" w:semiHidden="1"/>
+    <w:lsdException w:name="No Spacing" w:uiPriority="1" w:qFormat="1"/>
+    <w:lsdException w:name="Light Shading" w:uiPriority="60"/>
+    <w:lsdException w:name="Light List" w:uiPriority="61"/>
+    <w:lsdException w:name="Light Grid" w:uiPriority="62"/>
+    <w:lsdException w:name="Medium Shading 1" w:uiPriority="63"/>
+    <w:lsdException w:name="Medium Shading 2" w:uiPriority="64"/>
+    <w:lsdException w:name="Medium List 1" w:uiPriority="65"/>
+    <w:lsdException w:name="Medium List 2" w:uiPriority="66"/>
+    <w:lsdException w:name="Medium Grid 1" w:uiPriority="67"/>
+    <w:lsdException w:name="Medium Grid 2" w:uiPriority="68"/>
+    <w:lsdException w:name="Medium Grid 3" w:uiPriority="69"/>
+    <w:lsdException w:name="Dark List" w:uiPriority="70"/>
+    <w:lsdException w:name="Colorful Shading" w:uiPriority="71"/>
+    <w:lsdException w:name="Colorful List" w:uiPriority="72"/>
+    <w:lsdException w:name="Colorful Grid" w:uiPriority="73"/>
+    <w:lsdException w:name="Light Shading Accent 1" w:uiPriority="60"/>
+    <w:lsdException w:name="Light List Accent 1" w:uiPriority="61"/>
+    <w:lsdException w:name="Light Grid Accent 1" w:uiPriority="62"/>
+    <w:lsdException w:name="Medium Shading 1 Accent 1" w:uiPriority="63"/>
+    <w:lsdException w:name="Medium Shading 2 Accent 1" w:uiPriority="64"/>
+    <w:lsdException w:name="Medium List 1 Accent 1" w:uiPriority="65"/>
+    <w:lsdException w:name="Revision" w:semiHidden="1"/>
+    <w:lsdException w:name="List Paragraph" w:uiPriority="34" w:qFormat="1"/>
+    <w:lsdException w:name="Quote" w:uiPriority="29" w:qFormat="1"/>
+    <w:lsdException w:name="Intense Quote" w:uiPriority="30" w:qFormat="1"/>
+    <w:lsdException w:name="Medium List 2 Accent 1" w:uiPriority="66"/>
+    <w:lsdException w:name="Medium Grid 1 Accent 1" w:uiPriority="67"/>
+    <w:lsdException w:name="Medium Grid 2 Accent 1" w:uiPriority="68"/>
+    <w:lsdException w:name="Medium Grid 3 Accent 1" w:uiPriority="69"/>
+    <w:lsdException w:name="Dark List Accent 1" w:uiPriority="70"/>
+    <w:lsdException w:name="Colorful Shading Accent 1" w:uiPriority="71"/>
+    <w:lsdException w:name="Colorful List Accent 1" w:uiPriority="72"/>
+    <w:lsdException w:name="Colorful Grid Accent 1" w:uiPriority="73"/>
+    <w:lsdException w:name="Light Shading Accent 2" w:uiPriority="60"/>
+    <w:lsdException w:name="Light List Accent 2" w:uiPriority="61"/>
+    <w:lsdException w:name="Light Grid Accent 2" w:uiPriority="62"/>
+    <w:lsdException w:name="Medium Shading 1 Accent 2" w:uiPriority="63"/>
+    <w:lsdException w:name="Medium Shading 2 Accent 2" w:uiPriority="64"/>
+    <w:lsdException w:name="Medium List 1 Accent 2" w:uiPriority="65"/>
+    <w:lsdException w:name="Medium List 2 Accent 2" w:uiPriority="66"/>
+    <w:lsdException w:name="Medium Grid 1 Accent 2" w:uiPriority="67"/>
+    <w:lsdException w:name="Medium Grid 2 Accent 2" w:uiPriority="68"/>
+    <w:lsdException w:name="Medium Grid 3 Accent 2" w:uiPriority="69"/>
+    <w:lsdException w:name="Dark List Accent 2" w:uiPriority="70"/>
+    <w:lsdException w:name="Colorful Shading Accent 2" w:uiPriority="71"/>
+    <w:lsdException w:name="Colorful List Accent 2" w:uiPriority="72"/>
+    <w:lsdException w:name="Colorful Grid Accent 2" w:uiPriority="73"/>
+    <w:lsdException w:name="Light Shading Accent 3" w:uiPriority="60"/>
+    <w:lsdException w:name="Light List Accent 3" w:uiPriority="61"/>
+    <w:lsdException w:name="Light Grid Accent 3" w:uiPriority="62"/>
+    <w:lsdException w:name="Medium Shading 1 Accent 3" w:uiPriority="63"/>
+    <w:lsdException w:name="Medium Shading 2 Accent 3" w:uiPriority="64"/>
+    <w:lsdException w:name="Medium List 1 Accent 3" w:uiPriority="65"/>
+    <w:lsdException w:name="Medium List 2 Accent 3" w:uiPriority="66"/>
+    <w:lsdException w:name="Medium Grid 1 Accent 3" w:uiPriority="67"/>
+    <w:lsdException w:name="Medium Grid 2 Accent 3" w:uiPriority="68"/>
+    <w:lsdException w:name="Medium Grid 3 Accent 3" w:uiPriority="69"/>
+    <w:lsdException w:name="Dark List Accent 3" w:uiPriority="70"/>
+    <w:lsdException w:name="Colorful Shading Accent 3" w:uiPriority="71"/>
+    <w:lsdException w:name="Colorful List Accent 3" w:uiPriority="72"/>
+    <w:lsdException w:name="Colorful Grid Accent 3" w:uiPriority="73"/>
+    <w:lsdException w:name="Light Shading Accent 4" w:uiPriority="60"/>
+    <w:lsdException w:name="Light List Accent 4" w:uiPriority="61"/>
+    <w:lsdException w:name="Light Grid Accent 4" w:uiPriority="62"/>
+    <w:lsdException w:name="Medium Shading 1 Accent 4" w:uiPriority="63"/>
+    <w:lsdException w:name="Medium Shading 2 Accent 4" w:uiPriority="64"/>
+    <w:lsdException w:name="Medium List 1 Accent 4" w:uiPriority="65"/>
+    <w:lsdException w:name="Medium List 2 Accent 4" w:uiPriority="66"/>
+    <w:lsdException w:name="Medium Grid 1 Accent 4" w:uiPriority="67"/>
+    <w:lsdException w:name="Medium Grid 2 Accent 4" w:uiPriority="68"/>
+    <w:lsdException w:name="Medium Grid 3 Accent 4" w:uiPriority="69"/>
+    <w:lsdException w:name="Dark List Accent 4" w:uiPriority="70"/>
+    <w:lsdException w:name="Colorful Shading Accent 4" w:uiPriority="71"/>
+    <w:lsdException w:name="Colorful List Accent 4" w:uiPriority="72"/>
+    <w:lsdException w:name="Colorful Grid Accent 4" w:uiPriority="73"/>
+    <w:lsdException w:name="Light Shading Accent 5" w:uiPriority="60"/>
+    <w:lsdException w:name="Light List Accent 5" w:uiPriority="61"/>
+    <w:lsdException w:name="Light Grid Accent 5" w:uiPriority="62"/>
+    <w:lsdException w:name="Medium Shading 1 Accent 5" w:uiPriority="63"/>
+    <w:lsdException w:name="Medium Shading 2 Accent 5" w:uiPriority="64"/>
+    <w:lsdException w:name="Medium List 1 Accent 5" w:uiPriority="65"/>
+    <w:lsdException w:name="Medium List 2 Accent 5" w:uiPriority="66"/>
+    <w:lsdException w:name="Medium Grid 1 Accent 5" w:uiPriority="67"/>
+    <w:lsdException w:name="Medium Grid 2 Accent 5" w:uiPriority="68"/>
+    <w:lsdException w:name="Medium Grid 3 Accent 5" w:uiPriority="69"/>
+    <w:lsdException w:name="Dark List Accent 5" w:uiPriority="70"/>
+    <w:lsdException w:name="Colorful Shading Accent 5" w:uiPriority="71"/>
+    <w:lsdException w:name="Colorful List Accent 5" w:uiPriority="72"/>
+    <w:lsdException w:name="Colorful Grid Accent 5" w:uiPriority="73"/>
+    <w:lsdException w:name="Light Shading Accent 6" w:uiPriority="60"/>
+    <w:lsdException w:name="Light List Accent 6" w:uiPriority="61"/>
+    <w:lsdException w:name="Light Grid Accent 6" w:uiPriority="62"/>
+    <w:lsdException w:name="Medium Shading 1 Accent 6" w:uiPriority="63"/>
+    <w:lsdException w:name="Medium Shading 2 Accent 6" w:uiPriority="64"/>
+    <w:lsdException w:name="Medium List 1 Accent 6" w:uiPriority="65"/>
+    <w:lsdException w:name="Medium List 2 Accent 6" w:uiPriority="66"/>
+    <w:lsdException w:name="Medium Grid 1 Accent 6" w:uiPriority="67"/>
+    <w:lsdException w:name="Medium Grid 2 Accent 6" w:uiPriority="68"/>
+    <w:lsdException w:name="Medium Grid 3 Accent 6" w:uiPriority="69"/>
+    <w:lsdException w:name="Dark List Accent 6" w:uiPriority="70"/>
+    <w:lsdException w:name="Colorful Shading Accent 6" w:uiPriority="71"/>
+    <w:lsdException w:name="Colorful List Accent 6" w:uiPriority="72"/>
+    <w:lsdException w:name="Colorful Grid Accent 6" w:uiPriority="73"/>
+    <w:lsdException w:name="Subtle Emphasis" w:uiPriority="19" w:qFormat="1"/>
+    <w:lsdException w:name="Intense Emphasis" w:uiPriority="21" w:qFormat="1"/>
+    <w:lsdException w:name="Subtle Reference" w:uiPriority="31" w:qFormat="1"/>
+    <w:lsdException w:name="Intense Reference" w:uiPriority="32" w:qFormat="1"/>
+    <w:lsdException w:name="Book Title" w:uiPriority="33" w:qFormat="1"/>
+    <w:lsdException w:name="Bibliography" w:semiHidden="1" w:uiPriority="37" w:unhideWhenUsed="1"/>
+    <w:lsdException w:name="TOC Heading" w:semiHidden="1" w:uiPriority="39" w:unhideWhenUsed="1" w:qFormat="1"/>
+    <w:lsdException w:name="Plain Table 1" w:uiPriority="41"/>
+    <w:lsdException w:name="Plain Table 2" w:uiPriority="42"/>
+    <w:lsdException w:name="Plain Table 3" w:uiPriority="43"/>
+    <w:lsdException w:name="Plain Table 4" w:uiPriority="44"/>
+    <w:lsdException w:name="Plain Table 5" w:uiPriority="45"/>
+    <w:lsdException w:name="Grid Table Light" w:uiPriority="40"/>
+    <w:lsdException w:name="Grid Table 1 Light" w:uiPriority="46"/>
+    <w:lsdException w:name="Grid Table 2" w:uiPriority="47"/>
+    <w:lsdException w:name="Grid Table 3" w:uiPriority="48"/>
+    <w:lsdException w:name="Grid Table 4" w:uiPriority="49"/>
+    <w:lsdException w:name="Grid Table 5 Dark" w:uiPriority="50"/>
+    <w:lsdException w:name="Grid Table 6 Colorful" w:uiPriority="51"/>
+    <w:lsdException w:name="Grid Table 7 Colorful" w:uiPriority="52"/>
+    <w:lsdException w:name="Grid Table 1 Light Accent 1" w:uiPriority="46"/>
+    <w:lsdException w:name="Grid Table 2 Accent 1" w:uiPriority="47"/>
+    <w:lsdException w:name="Grid Table 3 Accent 1" w:uiPriority="48"/>
+    <w:lsdException w:name="Grid Table 4 Accent 1" w:uiPriority="49"/>
+    <w:lsdException w:name="Grid Table 5 Dark Accent 1" w:uiPriority="50"/>
+    <w:lsdException w:name="Grid Table 6 Colorful Accent 1" w:uiPriority="51"/>
+    <w:lsdException w:name="Grid Table 7 Colorful Accent 1" w:uiPriority="52"/>
+    <w:lsdException w:name="Grid Table 1 Light Accent 2" w:uiPriority="46"/>
+    <w:lsdException w:name="Grid Table 2 Accent 2" w:uiPriority="47"/>
+    <w:lsdException w:name="Grid Table 3 Accent 2" w:uiPriority="48"/>
+    <w:lsdException w:name="Grid Table 4 Accent 2" w:uiPriority="49"/>
+    <w:lsdException w:name="Grid Table 5 Dark Accent 2" w:uiPriority="50"/>
+    <w:lsdException w:name="Grid Table 6 Colorful Accent 2" w:uiPriority="51"/>
+    <w:lsdException w:name="Grid Table 7 Colorful Accent 2" w:uiPriority="52"/>
+    <w:lsdException w:name="Grid Table 1 Light Accent 3" w:uiPriority="46"/>
+    <w:lsdException w:name="Grid Table 2 Accent 3" w:uiPriority="47"/>
+    <w:lsdException w:name="Grid Table 3 Accent 3" w:uiPriority="48"/>
+    <w:lsdException w:name="Grid Table 4 Accent 3" w:uiPriority="49"/>
+    <w:lsdException w:name="Grid Table 5 Dark Accent 3" w:uiPriority="50"/>
+    <w:lsdException w:name="Grid Table 6 Colorful Accent 3" w:uiPriority="51"/>
+    <w:lsdException w:name="Grid Table 7 Colorful Accent 3" w:uiPriority="52"/>
+    <w:lsdException w:name="Grid Table 1 Light Accent 4" w:uiPriority="46"/>
+    <w:lsdException w:name="Grid Table 2 Accent 4" w:uiPriority="47"/>
+    <w:lsdException w:name="Grid Table 3 Accent 4" w:uiPriority="48"/>
+    <w:lsdException w:name="Grid Table 4 Accent 4" w:uiPriority="49"/>
+    <w:lsdException w:name="Grid Table 5 Dark Accent 4" w:uiPriority="50"/>
+    <w:lsdException w:name="Grid Table 6 Colorful Accent 4" w:uiPriority="51"/>
+    <w:lsdException w:name="Grid Table 7 Colorful Accent 4" w:uiPriority="52"/>
+    <w:lsdException w:name="Grid Table 1 Light Accent 5" w:uiPriority="46"/>
+    <w:lsdException w:name="Grid Table 2 Accent 5" w:uiPriority="47"/>
+    <w:lsdException w:name="Grid Table 3 Accent 5" w:uiPriority="48"/>
+    <w:lsdException w:name="Grid Table 4 Accent 5" w:uiPriority="49"/>
+    <w:lsdException w:name="Grid Table 5 Dark Accent 5" w:uiPriority="50"/>
+    <w:lsdException w:name="Grid Table 6 Colorful Accent 5" w:uiPriority="51"/>
+    <w:lsdException w:name="Grid Table 7 Colorful Accent 5" w:uiPriority="52"/>
+    <w:lsdException w:name="Grid Table 1 Light Accent 6" w:uiPriority="46"/>
+    <w:lsdException w:name="Grid Table 2 Accent 6" w:uiPriority="47"/>
+    <w:lsdException w:name="Grid Table 3 Accent 6" w:uiPriority="48"/>
+    <w:lsdException w:name="Grid Table 4 Accent 6" w:uiPriority="49"/>
+    <w:lsdException w:name="Grid Table 5 Dark Accent 6" w:uiPriority="50"/>
+    <w:lsdException w:name="Grid Table 6 Colorful Accent 6" w:uiPriority="51"/>
+    <w:lsdException w:name="Grid Table 7 Colorful Accent 6" w:uiPriority="52"/>
+    <w:lsdException w:name="List Table 1 Light" w:uiPriority="46"/>
+    <w:lsdException w:name="List Table 2" w:uiPriority="47"/>
+    <w:lsdException w:name="List Table 3" w:uiPriority="48"/>
+    <w:lsdException w:name="List Table 4" w:uiPriority="49"/>
+    <w:lsdException w:name="List Table 5 Dark" w:uiPriority="50"/>
+    <w:lsdException w:name="List Table 6 Colorful" w:uiPriority="51"/>
+    <w:lsdException w:name="List Table 7 Colorful" w:uiPriority="52"/>
+    <w:lsdException w:name="List Table 1 Light Accent 1" w:uiPriority="46"/>
+    <w:lsdException w:name="List Table 2 Accent 1" w:uiPriority="47"/>
+    <w:lsdException w:name="List Table 3 Accent 1" w:uiPriority="48"/>
+    <w:lsdException w:name="List Table 4 Accent 1" w:uiPriority="49"/>
+    <w:lsdException w:name="List Table 5 Dark Accent 1" w:uiPriority="50"/>
+    <w:lsdException w:name="List Table 6 Colorful Accent 1" w:uiPriority="51"/>
+    <w:lsdException w:name="List Table 7 Colorful Accent 1" w:uiPriority="52"/>
+    <w:lsdException w:name="List Table 1 Light Accent 2" w:uiPriority="46"/>
+    <w:lsdException w:name="List Table 2 Accent 2" w:uiPriority="47"/>
+    <w:lsdException w:name="List Table 3 Accent 2" w:uiPriority="48"/>
+    <w:lsdException w:name="List Table 4 Accent 2" w:uiPriority="49"/>
+    <w:lsdException w:name="List Table 5 Dark Accent 2" w:uiPriority="50"/>
+    <w:lsdException w:name="List Table 6 Colorful Accent 2" w:uiPriority="51"/>
+    <w:lsdException w:name="List Table 7 Colorful Accent 2" w:uiPriority="52"/>
+    <w:lsdException w:name="List Table 1 Light Accent 3" w:uiPriority="46"/>
+    <w:lsdException w:name="List Table 2 Accent 3" w:uiPriority="47"/>
+    <w:lsdException w:name="List Table 3 Accent 3" w:uiPriority="48"/>
+    <w:lsdException w:name="List Table 4 Accent 3" w:uiPriority="49"/>
+    <w:lsdException w:name="List Table 5 Dark Accent 3" w:uiPriority="50"/>
+    <w:lsdException w:name="List Table 6 Colorful Accent 3" w:uiPriority="51"/>
+    <w:lsdException w:name="List Table 7 Colorful Accent 3" w:uiPriority="52"/>
+    <w:lsdException w:name="List Table 1 Light Accent 4" w:uiPriority="46"/>
+    <w:lsdException w:name="List Table 2 Accent 4" w:uiPriority="47"/>
+    <w:lsdException w:name="List Table 3 Accent 4" w:uiPriority="48"/>
+    <w:lsdException w:name="List Table 4 Accent 4" w:uiPriority="49"/>
+    <w:lsdException w:name="List Table 5 Dark Accent 4" w:uiPriority="50"/>
+    <w:lsdException w:name="List Table 6 Colorful Accent 4" w:uiPriority="51"/>
+    <w:lsdException w:name="List Table 7 Colorful Accent 4" w:uiPriority="52"/>
+    <w:lsdException w:name="List Table 1 Light Accent 5" w:uiPriority="46"/>
+    <w:lsdException w:name="List Table 2 Accent 5" w:uiPriority="47"/>
+    <w:lsdException w:name="List Table 3 Accent 5" w:uiPriority="48"/>
+    <w:lsdException w:name="List Table 4 Accent 5" w:uiPriority="49"/>
+    <w:lsdException w:name="List Table 5 Dark Accent 5" w:uiPriority="50"/>
+    <w:lsdException w:name="List Table 6 Colorful Accent 5" w:uiPriority="51"/>
+    <w:lsdException w:name="List Table 7 Colorful Accent 5" w:uiPriority="52"/>
+    <w:lsdException w:name="List Table 1 Light Accent 6" w:uiPriority="46"/>
+    <w:lsdException w:name="List Table 2 Accent 6" w:uiPriority="47"/>
+    <w:lsdException w:name="List Table 3 Accent 6" w:uiPriority="48"/>
+    <w:lsdException w:name="List Table 4 Accent 6" w:uiPriority="49"/>
+    <w:lsdException w:name="List Table 5 Dark Accent 6" w:uiPriority="50"/>
+    <w:lsdException w:name="List Table 6 Colorful Accent 6" w:uiPriority="51"/>
+    <w:lsdException w:name="List Table 7 Colorful Accent 6" w:uiPriority="52"/>
+    <w:lsdException w:name="Mention" w:semiHidden="1" w:unhideWhenUsed="1"/>
+    <w:lsdException w:name="Smart Hyperlink" w:semiHidden="1" w:unhideWhenUsed="1"/>
+    <w:lsdException w:name="Hashtag" w:semiHidden="1" w:unhideWhenUsed="1"/>
+    <w:lsdException w:name="Unresolved Mention" w:semiHidden="1" w:unhideWhenUsed="1"/>
+    <w:lsdException w:name="Smart Link" w:semiHidden="1" w:unhideWhenUsed="1"/>
   </w:latentStyles>
   <w:style w:type="paragraph" w:default="1" w:styleId="Normal">
     <w:name w:val="Normal"/>
@@ -1317,7 +1843,6 @@
     <w:uiPriority w:val="99"/>
     <w:semiHidden/>
     <w:unhideWhenUsed/>
-    <w:qFormat/>
     <w:tblPr>
       <w:tblInd w:w="0" w:type="dxa"/>
       <w:tblCellMar>
@@ -1339,7 +1864,6 @@
     <w:basedOn w:val="Normal"/>
     <w:link w:val="HeaderChar"/>
     <w:uiPriority w:val="99"/>
-    <w:semiHidden/>
     <w:unhideWhenUsed/>
     <w:rsid w:val="001A3016"/>
     <w:pPr>
@@ -1355,7 +1879,6 @@
     <w:basedOn w:val="DefaultParagraphFont"/>
     <w:link w:val="Header"/>
     <w:uiPriority w:val="99"/>
-    <w:semiHidden/>
     <w:rsid w:val="001A3016"/>
   </w:style>
   <w:style w:type="paragraph" w:styleId="Footer">
@@ -1363,7 +1886,6 @@
     <w:basedOn w:val="Normal"/>
     <w:link w:val="FooterChar"/>
     <w:uiPriority w:val="99"/>
-    <w:semiHidden/>
     <w:unhideWhenUsed/>
     <w:rsid w:val="001A3016"/>
     <w:pPr>
@@ -1379,7 +1901,6 @@
     <w:basedOn w:val="DefaultParagraphFont"/>
     <w:link w:val="Footer"/>
     <w:uiPriority w:val="99"/>
-    <w:semiHidden/>
     <w:rsid w:val="001A3016"/>
   </w:style>
   <w:style w:type="paragraph" w:styleId="BalloonText">
